--- a/svoyo-delo/대본/4부/13화_Pressa.docx
+++ b/svoyo-delo/대본/4부/13화_Pressa.docx
@@ -602,7 +602,7 @@
         <w:t xml:space="preserve"> </w:t>
       </w:r>
       <w:r>
-        <w:t xml:space="preserve">- 규칙: 지문 없음. 전 화 100% 「화자명: 대사」. 1턴 15단어 이내 + 긴 턴 10~15회(25~35단어). 문법 초점(B2): 가정법(Если бы мы защищали маржу, мы бы молчали), 대조(не против… а за…), 간접 화법(Пишут, что…), 인용 보도문(Источник подтверждает: …).</w:t>
+        <w:t xml:space="preserve">- 규칙: 지문 없음. 전 화 100% 「화자명: 대사」. 1턴 20단어 이내 + 긴 턴 10~15회(30~50단어). 문법 초점(B2): 가정법(Если бы мы защищали маржу, мы бы молчали), 대조(не против… а за…), 간접 화법(Пишут, что…), 인용 보도문(Источник подтверждает: …).</w:t>
       </w:r>
       <w:r>
         <w:t xml:space="preserve"> </w:t>
@@ -1629,119 +1629,119 @@
         <w:pStyle w:val="FirstParagraph"/>
       </w:pPr>
       <w:r>
-        <w:t xml:space="preserve">ZAYTSEV: Правила. Последний раз. Про следствие — ни слова. Говорите только: «Это вопрос к следствию».</w:t>
-      </w:r>
-    </w:p>
-    <w:p>
-      <w:pPr>
-        <w:pStyle w:val="BodyText"/>
-      </w:pPr>
-      <w:r>
-        <w:t xml:space="preserve">KRISTINA: «Это вопрос к следствию». Запомнила.</w:t>
-      </w:r>
-    </w:p>
-    <w:p>
-      <w:pPr>
-        <w:pStyle w:val="BodyText"/>
-      </w:pPr>
-      <w:r>
-        <w:t xml:space="preserve">OLGA: Второе. Не называть Бойко. Ни разу. Даже если она назовёт.</w:t>
-      </w:r>
-    </w:p>
-    <w:p>
-      <w:pPr>
-        <w:pStyle w:val="BodyText"/>
-      </w:pPr>
-      <w:r>
-        <w:t xml:space="preserve">ALEKSEY: Даже если она спросит прямо?</w:t>
-      </w:r>
-    </w:p>
-    <w:p>
-      <w:pPr>
-        <w:pStyle w:val="BodyText"/>
-      </w:pPr>
-      <w:r>
-        <w:t xml:space="preserve">OLGA: Даже если прямо. Говорите о себе. О кодах, о линии, о мастерах.</w:t>
-      </w:r>
-    </w:p>
-    <w:p>
-      <w:pPr>
-        <w:pStyle w:val="BodyText"/>
-      </w:pPr>
-      <w:r>
-        <w:t xml:space="preserve">IRINA: Третье. Все цифры — только из моей папки. Ни одной цифры по памяти.</w:t>
-      </w:r>
-    </w:p>
-    <w:p>
-      <w:pPr>
-        <w:pStyle w:val="BodyText"/>
-      </w:pPr>
-      <w:r>
-        <w:t xml:space="preserve">KORNILOVA: А четвёртое правило для меня? Я тоже буду говорить.</w:t>
-      </w:r>
-    </w:p>
-    <w:p>
-      <w:pPr>
-        <w:pStyle w:val="BodyText"/>
-      </w:pPr>
-      <w:r>
-        <w:t xml:space="preserve">OLGA: Для вас — одно. Не говорите «идиоты». Даже про тех, кто идиоты.</w:t>
-      </w:r>
-    </w:p>
-    <w:p>
-      <w:pPr>
-        <w:pStyle w:val="BodyText"/>
-      </w:pPr>
-      <w:r>
-        <w:t xml:space="preserve">KORNILOVA: Это сложнее, чем про следствие.</w:t>
-      </w:r>
-    </w:p>
-    <w:p>
-      <w:pPr>
-        <w:pStyle w:val="BodyText"/>
-      </w:pPr>
-      <w:r>
-        <w:t xml:space="preserve">KIRILL: Можно и мне правило? Она будет спрашивать про меня. Я знаю.</w:t>
-      </w:r>
-    </w:p>
-    <w:p>
-      <w:pPr>
-        <w:pStyle w:val="BodyText"/>
-      </w:pPr>
-      <w:r>
-        <w:t xml:space="preserve">ALEKSEY: Почему ты так думаешь?</w:t>
-      </w:r>
-    </w:p>
-    <w:p>
-      <w:pPr>
-        <w:pStyle w:val="BodyText"/>
-      </w:pPr>
-      <w:r>
-        <w:t xml:space="preserve">KIRILL: Потому что я бы спросил. Племянник инвестора в отделе продаж. Красивая история для газеты.</w:t>
-      </w:r>
-    </w:p>
-    <w:p>
-      <w:pPr>
-        <w:pStyle w:val="BodyText"/>
-      </w:pPr>
-      <w:r>
-        <w:t xml:space="preserve">ALEKSEY: Тогда правило для тебя — то же, что для всех. Правда. Коротко.</w:t>
-      </w:r>
-    </w:p>
-    <w:p>
-      <w:pPr>
-        <w:pStyle w:val="BodyText"/>
-      </w:pPr>
-      <w:r>
-        <w:t xml:space="preserve">LAPTEVA: Доброе утро. Я пришла раньше. Можно? У меня диктофон. Я предупреждаю.</w:t>
-      </w:r>
-    </w:p>
-    <w:p>
-      <w:pPr>
-        <w:pStyle w:val="BodyText"/>
-      </w:pPr>
-      <w:r>
-        <w:t xml:space="preserve">ALEKSEY: Можно. Садитесь. Спасибо, что предупредили.</w:t>
+        <w:t xml:space="preserve">ZAYTSEV: Повторю правила в последний раз. Про следствие ни слова, говорите только одно: «Это вопрос к следствию».</w:t>
+      </w:r>
+    </w:p>
+    <w:p>
+      <w:pPr>
+        <w:pStyle w:val="BodyText"/>
+      </w:pPr>
+      <w:r>
+        <w:t xml:space="preserve">KRISTINA: «Это вопрос к следствию». Я запомнила и повторю столько раз, сколько нужно.</w:t>
+      </w:r>
+    </w:p>
+    <w:p>
+      <w:pPr>
+        <w:pStyle w:val="BodyText"/>
+      </w:pPr>
+      <w:r>
+        <w:t xml:space="preserve">OLGA: Второе правило: не называть Бойко ни разу, даже если она сама его назовёт.</w:t>
+      </w:r>
+    </w:p>
+    <w:p>
+      <w:pPr>
+        <w:pStyle w:val="BodyText"/>
+      </w:pPr>
+      <w:r>
+        <w:t xml:space="preserve">ALEKSEY: Даже если она спросит о нём прямо?</w:t>
+      </w:r>
+    </w:p>
+    <w:p>
+      <w:pPr>
+        <w:pStyle w:val="BodyText"/>
+      </w:pPr>
+      <w:r>
+        <w:t xml:space="preserve">OLGA: Даже если прямо. Говорите о себе: о кодах, о линии и о мастерах.</w:t>
+      </w:r>
+    </w:p>
+    <w:p>
+      <w:pPr>
+        <w:pStyle w:val="BodyText"/>
+      </w:pPr>
+      <w:r>
+        <w:t xml:space="preserve">IRINA: Третье правило: все цифры только из моей папки, и ни одной цифры по памяти.</w:t>
+      </w:r>
+    </w:p>
+    <w:p>
+      <w:pPr>
+        <w:pStyle w:val="BodyText"/>
+      </w:pPr>
+      <w:r>
+        <w:t xml:space="preserve">KORNILOVA: А четвёртое правило будет для меня? Я ведь тоже буду говорить.</w:t>
+      </w:r>
+    </w:p>
+    <w:p>
+      <w:pPr>
+        <w:pStyle w:val="BodyText"/>
+      </w:pPr>
+      <w:r>
+        <w:t xml:space="preserve">OLGA: Для вас правило одно: не говорите «идиоты», даже про тех, кто действительно идиоты.</w:t>
+      </w:r>
+    </w:p>
+    <w:p>
+      <w:pPr>
+        <w:pStyle w:val="BodyText"/>
+      </w:pPr>
+      <w:r>
+        <w:t xml:space="preserve">KORNILOVA: Это, пожалуй, сложнее, чем молчать про следствие.</w:t>
+      </w:r>
+    </w:p>
+    <w:p>
+      <w:pPr>
+        <w:pStyle w:val="BodyText"/>
+      </w:pPr>
+      <w:r>
+        <w:t xml:space="preserve">KIRILL: А можно и мне какое-нибудь правило? Она будет спрашивать про меня, я это точно знаю.</w:t>
+      </w:r>
+    </w:p>
+    <w:p>
+      <w:pPr>
+        <w:pStyle w:val="BodyText"/>
+      </w:pPr>
+      <w:r>
+        <w:t xml:space="preserve">ALEKSEY: А почему ты так думаешь?</w:t>
+      </w:r>
+    </w:p>
+    <w:p>
+      <w:pPr>
+        <w:pStyle w:val="BodyText"/>
+      </w:pPr>
+      <w:r>
+        <w:t xml:space="preserve">KIRILL: Потому что я бы сам спросил: племянник инвестора в отделе продаж. Это красивая история для газеты.</w:t>
+      </w:r>
+    </w:p>
+    <w:p>
+      <w:pPr>
+        <w:pStyle w:val="BodyText"/>
+      </w:pPr>
+      <w:r>
+        <w:t xml:space="preserve">ALEKSEY: Тогда правило для тебя то же, что и для всех: говорить правду, и коротко.</w:t>
+      </w:r>
+    </w:p>
+    <w:p>
+      <w:pPr>
+        <w:pStyle w:val="BodyText"/>
+      </w:pPr>
+      <w:r>
+        <w:t xml:space="preserve">LAPTEVA: Доброе утро. Я пришла раньше, можно? Сразу предупреждаю, что у меня с собой диктофон.</w:t>
+      </w:r>
+    </w:p>
+    <w:p>
+      <w:pPr>
+        <w:pStyle w:val="BodyText"/>
+      </w:pPr>
+      <w:r>
+        <w:t xml:space="preserve">ALEKSEY: Можно, садитесь. И спасибо, что предупредили про диктофон.</w:t>
       </w:r>
     </w:p>
     <w:bookmarkEnd w:id="21"/>
@@ -1759,231 +1759,231 @@
         <w:pStyle w:val="FirstParagraph"/>
       </w:pPr>
       <w:r>
-        <w:t xml:space="preserve">LAPTEVA: Первый вопрос простой. Вы дороже серого рынка в два раза. Не защищаете ли вы просто свою маржу, рассказывая всем про безопасность? Читатели спросят именно это.</w:t>
-      </w:r>
-    </w:p>
-    <w:p>
-      <w:pPr>
-        <w:pStyle w:val="BodyText"/>
-      </w:pPr>
-      <w:r>
-        <w:t xml:space="preserve">ALEKSEY: Честный вопрос. Наша маржа — около тысячи рублей с шприца. Ирина Сергеевна покажет расчёт. Если бы мы защищали маржу, мы бы молчали и снижали цену, как все. Мы не против дешёвого. Мы за безопасность.</w:t>
-      </w:r>
-    </w:p>
-    <w:p>
-      <w:pPr>
-        <w:pStyle w:val="BodyText"/>
-      </w:pPr>
-      <w:r>
-        <w:t xml:space="preserve">LAPTEVA: «Мы за безопасность». Красиво. Но каждый продавец так говорит.</w:t>
-      </w:r>
-    </w:p>
-    <w:p>
-      <w:pPr>
-        <w:pStyle w:val="BodyText"/>
-      </w:pPr>
-      <w:r>
-        <w:t xml:space="preserve">IRINA: Каждый говорит. Не каждый показывает. Вот: расходы линии за четыре месяца — шестьсот двенадцать тысяч. Половина — на чужие случаи. Все документы, все чеки, все подписи. Можете взять копию.</w:t>
-      </w:r>
-    </w:p>
-    <w:p>
-      <w:pPr>
-        <w:pStyle w:val="BodyText"/>
-      </w:pPr>
-      <w:r>
-        <w:t xml:space="preserve">LAPTEVA: Чужие — это какие?</w:t>
-      </w:r>
-    </w:p>
-    <w:p>
-      <w:pPr>
-        <w:pStyle w:val="BodyText"/>
-      </w:pPr>
-      <w:r>
-        <w:t xml:space="preserve">IRINA: Пациентки, которым кололи не наш гель. Мы лечили их бесплатно.</w:t>
-      </w:r>
-    </w:p>
-    <w:p>
-      <w:pPr>
-        <w:pStyle w:val="BodyText"/>
-      </w:pPr>
-      <w:r>
-        <w:t xml:space="preserve">KORNILOVA: Семь женщин за одну субботу. Я помню каждое лицо.</w:t>
-      </w:r>
-    </w:p>
-    <w:p>
-      <w:pPr>
-        <w:pStyle w:val="BodyText"/>
-      </w:pPr>
-      <w:r>
-        <w:t xml:space="preserve">LAPTEVA: Зачем лечить чужих? Это благотворительность? Или реклама?</w:t>
-      </w:r>
-    </w:p>
-    <w:p>
-      <w:pPr>
-        <w:pStyle w:val="BodyText"/>
-      </w:pPr>
-      <w:r>
-        <w:t xml:space="preserve">KORNILOVA: Это медицина. Пациентка ночью не спрашивает, чей гель. Она спрашивает, что делать с лицом.</w:t>
-      </w:r>
-    </w:p>
-    <w:p>
-      <w:pPr>
-        <w:pStyle w:val="BodyText"/>
-      </w:pPr>
-      <w:r>
-        <w:t xml:space="preserve">DIMA: Линия одна для всех. Ни одного вопроса «где купили».</w:t>
-      </w:r>
-    </w:p>
-    <w:p>
-      <w:pPr>
-        <w:pStyle w:val="BodyText"/>
-      </w:pPr>
-      <w:r>
-        <w:t xml:space="preserve">LAPTEVA: Доктор, вы получаете деньги от «Моста». Вам можно верить?</w:t>
-      </w:r>
-    </w:p>
-    <w:p>
-      <w:pPr>
-        <w:pStyle w:val="BodyText"/>
-      </w:pPr>
-      <w:r>
-        <w:t xml:space="preserve">KORNILOVA: Мне платят за обучение врачей. Фиксированно. Если бы мне платили за продажи, я бы говорила «колите больше». А я говорю «колите меньше и лучше». Это записано везде.</w:t>
-      </w:r>
-    </w:p>
-    <w:p>
-      <w:pPr>
-        <w:pStyle w:val="BodyText"/>
-      </w:pPr>
-      <w:r>
-        <w:t xml:space="preserve">LAPTEVA: «Меньше и лучше». Записываю. Теперь коды. Ваш конкурент говорит, что коды — способ задушить рынок.</w:t>
-      </w:r>
-    </w:p>
-    <w:p>
-      <w:pPr>
-        <w:pStyle w:val="BodyText"/>
-      </w:pPr>
-      <w:r>
-        <w:t xml:space="preserve">OLGA: Какой конкурент?</w:t>
-      </w:r>
-    </w:p>
-    <w:p>
-      <w:pPr>
-        <w:pStyle w:val="BodyText"/>
-      </w:pPr>
-      <w:r>
-        <w:t xml:space="preserve">LAPTEVA: Не скажу. Он просил не называть.</w:t>
-      </w:r>
-    </w:p>
-    <w:p>
-      <w:pPr>
-        <w:pStyle w:val="BodyText"/>
-      </w:pPr>
-      <w:r>
-        <w:t xml:space="preserve">OLGA: Тогда и мы не будем называть никого. Справедливо.</w:t>
-      </w:r>
-    </w:p>
-    <w:p>
-      <w:pPr>
-        <w:pStyle w:val="BodyText"/>
-      </w:pPr>
-      <w:r>
-        <w:t xml:space="preserve">LAPTEVA: Справедливо. Тогда отвечайте ему, не называя.</w:t>
-      </w:r>
-    </w:p>
-    <w:p>
-      <w:pPr>
-        <w:pStyle w:val="BodyText"/>
-      </w:pPr>
-      <w:r>
-        <w:t xml:space="preserve">ALEKSEY: Про коды. Формат данных мы отдали бесплатно. Любой компании, без условий. «Северная Фарма» уже начала. Если это удушение рынка, то очень странное: мы сами дали конкурентам верёвку.</w:t>
-      </w:r>
-    </w:p>
-    <w:p>
-      <w:pPr>
-        <w:pStyle w:val="BodyText"/>
-      </w:pPr>
-      <w:r>
-        <w:t xml:space="preserve">LAPTEVA: «Северная Фарма» — ваш конкурент. Почему они с вами?</w:t>
-      </w:r>
-    </w:p>
-    <w:p>
-      <w:pPr>
-        <w:pStyle w:val="BodyText"/>
-      </w:pPr>
-      <w:r>
-        <w:t xml:space="preserve">ALEKSEY: Спросите у них. Я могу сказать только одно: их подделки тоже есть. Им тоже больно.</w:t>
-      </w:r>
-    </w:p>
-    <w:p>
-      <w:pPr>
-        <w:pStyle w:val="BodyText"/>
-      </w:pPr>
-      <w:r>
-        <w:t xml:space="preserve">IRINA: «Северная Фарма» начала пилот на сорока складах. Это публично.</w:t>
-      </w:r>
-    </w:p>
-    <w:p>
-      <w:pPr>
-        <w:pStyle w:val="BodyText"/>
-      </w:pPr>
-      <w:r>
-        <w:t xml:space="preserve">LAPTEVA: Хорошо. Теперь неудобный вопрос. Кирилл Сомов. Менеджер. Племянник вашего инвестора Ланского. Это правда?</w:t>
-      </w:r>
-    </w:p>
-    <w:p>
-      <w:pPr>
-        <w:pStyle w:val="BodyText"/>
-      </w:pPr>
-      <w:r>
-        <w:t xml:space="preserve">KIRILL: Правда. Можно, я отвечу сам?</w:t>
-      </w:r>
-    </w:p>
-    <w:p>
-      <w:pPr>
-        <w:pStyle w:val="BodyText"/>
-      </w:pPr>
-      <w:r>
-        <w:t xml:space="preserve">LAPTEVA: Отвечайте.</w:t>
-      </w:r>
-    </w:p>
-    <w:p>
-      <w:pPr>
-        <w:pStyle w:val="BodyText"/>
-      </w:pPr>
-      <w:r>
-        <w:t xml:space="preserve">KIRILL: Я пришёл на общих условиях. Та же зарплата, что у всех. Тот же экзамен. Полгода никто в отделе не знал, кто я. Мой наставник — Дмитрий. Он строже, чем дядя.</w:t>
-      </w:r>
-    </w:p>
-    <w:p>
-      <w:pPr>
-        <w:pStyle w:val="BodyText"/>
-      </w:pPr>
-      <w:r>
-        <w:t xml:space="preserve">LAPTEVA: Инвестор требовал вас взять?</w:t>
-      </w:r>
-    </w:p>
-    <w:p>
-      <w:pPr>
-        <w:pStyle w:val="BodyText"/>
-      </w:pPr>
-      <w:r>
-        <w:t xml:space="preserve">KIRILL: Просил. Ему отказали. Потом нашли условия, где я — просто менеджер. Это в договоре.</w:t>
-      </w:r>
-    </w:p>
-    <w:p>
-      <w:pPr>
-        <w:pStyle w:val="BodyText"/>
-      </w:pPr>
-      <w:r>
-        <w:t xml:space="preserve">LAPTEVA: Вы на это обиделись? На отказ?</w:t>
-      </w:r>
-    </w:p>
-    <w:p>
-      <w:pPr>
-        <w:pStyle w:val="BodyText"/>
-      </w:pPr>
-      <w:r>
-        <w:t xml:space="preserve">KIRILL: Неделю. Потом понял, что отказ был лучшим, что со мной случилось. Иначе я был бы «племянником». А теперь я — менеджер, который сдал экзамен с третьей попытки.</w:t>
+        <w:t xml:space="preserve">LAPTEVA: Первый вопрос простой. Вы в два раза дороже серого рынка. Не защищаете ли вы просто свою маржу, когда рассказываете всем про безопасность? Читатели спросят именно это, и я обязана спросить первой.</w:t>
+      </w:r>
+    </w:p>
+    <w:p>
+      <w:pPr>
+        <w:pStyle w:val="BodyText"/>
+      </w:pPr>
+      <w:r>
+        <w:t xml:space="preserve">ALEKSEY: Честный вопрос. Наша маржа — около тысячи рублей с шприца, и Ирина Сергеевна покажет вам расчёт. Если бы мы защищали маржу, мы бы молчали и снижали цену, как все. Мы не против дешёвого. Мы за безопасность.</w:t>
+      </w:r>
+    </w:p>
+    <w:p>
+      <w:pPr>
+        <w:pStyle w:val="BodyText"/>
+      </w:pPr>
+      <w:r>
+        <w:t xml:space="preserve">LAPTEVA: «Мы за безопасность»… Красиво звучит, но так говорит каждый продавец.</w:t>
+      </w:r>
+    </w:p>
+    <w:p>
+      <w:pPr>
+        <w:pStyle w:val="BodyText"/>
+      </w:pPr>
+      <w:r>
+        <w:t xml:space="preserve">IRINA: Говорит каждый, но не каждый показывает. Вот расходы линии за четыре месяца: шестьсот двенадцать тысяч, и половина из них ушла на чужие случаи. Здесь все документы, все чеки и все подписи. Можете взять копию.</w:t>
+      </w:r>
+    </w:p>
+    <w:p>
+      <w:pPr>
+        <w:pStyle w:val="BodyText"/>
+      </w:pPr>
+      <w:r>
+        <w:t xml:space="preserve">LAPTEVA: А «чужие» — это какие случаи?</w:t>
+      </w:r>
+    </w:p>
+    <w:p>
+      <w:pPr>
+        <w:pStyle w:val="BodyText"/>
+      </w:pPr>
+      <w:r>
+        <w:t xml:space="preserve">IRINA: Это пациентки, которым кололи не наш гель. Мы лечили их бесплатно.</w:t>
+      </w:r>
+    </w:p>
+    <w:p>
+      <w:pPr>
+        <w:pStyle w:val="BodyText"/>
+      </w:pPr>
+      <w:r>
+        <w:t xml:space="preserve">KORNILOVA: Семь женщин за одну субботу, и я помню каждое лицо.</w:t>
+      </w:r>
+    </w:p>
+    <w:p>
+      <w:pPr>
+        <w:pStyle w:val="BodyText"/>
+      </w:pPr>
+      <w:r>
+        <w:t xml:space="preserve">LAPTEVA: А зачем вам лечить чужих? Это благотворительность или всё-таки реклама?</w:t>
+      </w:r>
+    </w:p>
+    <w:p>
+      <w:pPr>
+        <w:pStyle w:val="BodyText"/>
+      </w:pPr>
+      <w:r>
+        <w:t xml:space="preserve">KORNILOVA: Это медицина. Пациентка ночью не спрашивает, чей гель, она спрашивает, что делать с лицом.</w:t>
+      </w:r>
+    </w:p>
+    <w:p>
+      <w:pPr>
+        <w:pStyle w:val="BodyText"/>
+      </w:pPr>
+      <w:r>
+        <w:t xml:space="preserve">DIMA: Линия у нас одна для всех, и там ни разу не прозвучал вопрос «где купили».</w:t>
+      </w:r>
+    </w:p>
+    <w:p>
+      <w:pPr>
+        <w:pStyle w:val="BodyText"/>
+      </w:pPr>
+      <w:r>
+        <w:t xml:space="preserve">LAPTEVA: Доктор, но вы получаете деньги от «Моста». Можно ли вам верить?</w:t>
+      </w:r>
+    </w:p>
+    <w:p>
+      <w:pPr>
+        <w:pStyle w:val="BodyText"/>
+      </w:pPr>
+      <w:r>
+        <w:t xml:space="preserve">KORNILOVA: Мне платят за обучение врачей, фиксированную сумму. Если бы мне платили за продажи, я бы говорила «колите больше». А я говорю «колите меньше и лучше», и это записано везде, где я выступаю.</w:t>
+      </w:r>
+    </w:p>
+    <w:p>
+      <w:pPr>
+        <w:pStyle w:val="BodyText"/>
+      </w:pPr>
+      <w:r>
+        <w:t xml:space="preserve">LAPTEVA: «Меньше и лучше», записываю. Теперь коды. Ваш конкурент говорит, что коды — это способ задушить рынок.</w:t>
+      </w:r>
+    </w:p>
+    <w:p>
+      <w:pPr>
+        <w:pStyle w:val="BodyText"/>
+      </w:pPr>
+      <w:r>
+        <w:t xml:space="preserve">OLGA: А какой именно конкурент так говорит?</w:t>
+      </w:r>
+    </w:p>
+    <w:p>
+      <w:pPr>
+        <w:pStyle w:val="BodyText"/>
+      </w:pPr>
+      <w:r>
+        <w:t xml:space="preserve">LAPTEVA: Не скажу, потому что он просил его не называть.</w:t>
+      </w:r>
+    </w:p>
+    <w:p>
+      <w:pPr>
+        <w:pStyle w:val="BodyText"/>
+      </w:pPr>
+      <w:r>
+        <w:t xml:space="preserve">OLGA: Тогда и мы никого не будем называть. Это будет справедливо.</w:t>
+      </w:r>
+    </w:p>
+    <w:p>
+      <w:pPr>
+        <w:pStyle w:val="BodyText"/>
+      </w:pPr>
+      <w:r>
+        <w:t xml:space="preserve">LAPTEVA: Справедливо. Тогда отвечайте ему, не называя его.</w:t>
+      </w:r>
+    </w:p>
+    <w:p>
+      <w:pPr>
+        <w:pStyle w:val="BodyText"/>
+      </w:pPr>
+      <w:r>
+        <w:t xml:space="preserve">ALEKSEY: Про коды. Формат данных мы отдали бесплатно любой компании, без всяких условий, и «Северная Фарма» уже начала. Если это удушение рынка, то очень странное, ведь мы сами дали конкурентам верёвку.</w:t>
+      </w:r>
+    </w:p>
+    <w:p>
+      <w:pPr>
+        <w:pStyle w:val="BodyText"/>
+      </w:pPr>
+      <w:r>
+        <w:t xml:space="preserve">LAPTEVA: Но «Северная Фарма» — ваш конкурент. Почему же они с вами?</w:t>
+      </w:r>
+    </w:p>
+    <w:p>
+      <w:pPr>
+        <w:pStyle w:val="BodyText"/>
+      </w:pPr>
+      <w:r>
+        <w:t xml:space="preserve">ALEKSEY: Об этом лучше спросить у них. Я могу сказать только одно: у них тоже есть подделки, и им тоже больно.</w:t>
+      </w:r>
+    </w:p>
+    <w:p>
+      <w:pPr>
+        <w:pStyle w:val="BodyText"/>
+      </w:pPr>
+      <w:r>
+        <w:t xml:space="preserve">IRINA: «Северная Фарма» начала пилот на сорока складах, и это публичная информация.</w:t>
+      </w:r>
+    </w:p>
+    <w:p>
+      <w:pPr>
+        <w:pStyle w:val="BodyText"/>
+      </w:pPr>
+      <w:r>
+        <w:t xml:space="preserve">LAPTEVA: Хорошо. Теперь неудобный вопрос. Кирилл Сомов, менеджер, племянник вашего инвестора Ланского. Это правда?</w:t>
+      </w:r>
+    </w:p>
+    <w:p>
+      <w:pPr>
+        <w:pStyle w:val="BodyText"/>
+      </w:pPr>
+      <w:r>
+        <w:t xml:space="preserve">KIRILL: Правда. Можно я отвечу на этот вопрос сам?</w:t>
+      </w:r>
+    </w:p>
+    <w:p>
+      <w:pPr>
+        <w:pStyle w:val="BodyText"/>
+      </w:pPr>
+      <w:r>
+        <w:t xml:space="preserve">LAPTEVA: Конечно, отвечайте.</w:t>
+      </w:r>
+    </w:p>
+    <w:p>
+      <w:pPr>
+        <w:pStyle w:val="BodyText"/>
+      </w:pPr>
+      <w:r>
+        <w:t xml:space="preserve">KIRILL: Я пришёл на общих условиях: та же зарплата, что у всех, и тот же экзамен. Полгода никто в отделе не знал, кто я. Мой наставник — Дмитрий, и он гораздо строже, чем мой дядя.</w:t>
+      </w:r>
+    </w:p>
+    <w:p>
+      <w:pPr>
+        <w:pStyle w:val="BodyText"/>
+      </w:pPr>
+      <w:r>
+        <w:t xml:space="preserve">LAPTEVA: А инвестор требовал, чтобы вас взяли?</w:t>
+      </w:r>
+    </w:p>
+    <w:p>
+      <w:pPr>
+        <w:pStyle w:val="BodyText"/>
+      </w:pPr>
+      <w:r>
+        <w:t xml:space="preserve">KIRILL: Он просил, но ему отказали. Потом нашли условия, при которых я просто менеджер, и это записано в договоре.</w:t>
+      </w:r>
+    </w:p>
+    <w:p>
+      <w:pPr>
+        <w:pStyle w:val="BodyText"/>
+      </w:pPr>
+      <w:r>
+        <w:t xml:space="preserve">LAPTEVA: А вы обиделись на этот отказ?</w:t>
+      </w:r>
+    </w:p>
+    <w:p>
+      <w:pPr>
+        <w:pStyle w:val="BodyText"/>
+      </w:pPr>
+      <w:r>
+        <w:t xml:space="preserve">KIRILL: На неделю. Потом я понял, что этот отказ был лучшим, что со мной случилось. Иначе я так и остался бы «племянником». А теперь я менеджер, который сдал экзамен с третьей попытки, и этим я горжусь.</w:t>
       </w:r>
     </w:p>
     <w:p>
@@ -1999,23 +1999,23 @@
         <w:pStyle w:val="BodyText"/>
       </w:pPr>
       <w:r>
-        <w:t xml:space="preserve">KIRILL: С третьей. Доктор Корнилова не знает, чей я племянник. Ей всё равно.</w:t>
-      </w:r>
-    </w:p>
-    <w:p>
-      <w:pPr>
-        <w:pStyle w:val="BodyText"/>
-      </w:pPr>
-      <w:r>
-        <w:t xml:space="preserve">KORNILOVA: Мне всё равно. Две ошибки в анатомии. Третий раз — без ошибок.</w:t>
-      </w:r>
-    </w:p>
-    <w:p>
-      <w:pPr>
-        <w:pStyle w:val="BodyText"/>
-      </w:pPr>
-      <w:r>
-        <w:t xml:space="preserve">DIMA: И я не знал. Первую неделю. Потом догадался по почерку.</w:t>
+        <w:t xml:space="preserve">KIRILL: С третьей. Доктор Корнилова не знает, чей я племянник, и ей это совершенно всё равно.</w:t>
+      </w:r>
+    </w:p>
+    <w:p>
+      <w:pPr>
+        <w:pStyle w:val="BodyText"/>
+      </w:pPr>
+      <w:r>
+        <w:t xml:space="preserve">KORNILOVA: Мне действительно всё равно. Два раза он ошибся в анатомии, а на третий раз ошибок не было.</w:t>
+      </w:r>
+    </w:p>
+    <w:p>
+      <w:pPr>
+        <w:pStyle w:val="BodyText"/>
+      </w:pPr>
+      <w:r>
+        <w:t xml:space="preserve">DIMA: И я тоже не знал в первую неделю, а потом догадался по почерку.</w:t>
       </w:r>
     </w:p>
     <w:p>
@@ -2031,7 +2031,7 @@
         <w:pStyle w:val="BodyText"/>
       </w:pPr>
       <w:r>
-        <w:t xml:space="preserve">OLGA: Запишите рядом два слова. «Кумовство» и «третья попытка».</w:t>
+        <w:t xml:space="preserve">OLGA: Тогда запишите рядом два слова: «кумовство» и «третья попытка».</w:t>
       </w:r>
     </w:p>
     <w:bookmarkEnd w:id="22"/>
@@ -2049,95 +2049,95 @@
         <w:pStyle w:val="FirstParagraph"/>
       </w:pPr>
       <w:r>
-        <w:t xml:space="preserve">LAPTEVA: Кристина. Вы три года продавали серый гель. Теперь работаете на «Мост». Почему вам верить?</w:t>
-      </w:r>
-    </w:p>
-    <w:p>
-      <w:pPr>
-        <w:pStyle w:val="BodyText"/>
-      </w:pPr>
-      <w:r>
-        <w:t xml:space="preserve">KRISTINA: Не верьте. Я бы сама себе не поверила. Три месяца назад.</w:t>
-      </w:r>
-    </w:p>
-    <w:p>
-      <w:pPr>
-        <w:pStyle w:val="BodyText"/>
-      </w:pPr>
-      <w:r>
-        <w:t xml:space="preserve">LAPTEVA: Тогда что изменилось?</w:t>
-      </w:r>
-    </w:p>
-    <w:p>
-      <w:pPr>
-        <w:pStyle w:val="BodyText"/>
-      </w:pPr>
-      <w:r>
-        <w:t xml:space="preserve">KRISTINA: Я увидела губу Дарьи. Потом — узлы у Вики. Я её колола сама. Я держала её за руку, когда доктор растворяла мой гель. Такое не забывают за один вечер.</w:t>
-      </w:r>
-    </w:p>
-    <w:p>
-      <w:pPr>
-        <w:pStyle w:val="BodyText"/>
-      </w:pPr>
-      <w:r>
-        <w:t xml:space="preserve">LAPTEVA: Вам платят за занятия. Двадцать тысяч. Это так?</w:t>
-      </w:r>
-    </w:p>
-    <w:p>
-      <w:pPr>
-        <w:pStyle w:val="BodyText"/>
-      </w:pPr>
-      <w:r>
-        <w:t xml:space="preserve">KRISTINA: Так. По договору. Ставка, не процент.</w:t>
-      </w:r>
-    </w:p>
-    <w:p>
-      <w:pPr>
-        <w:pStyle w:val="BodyText"/>
-      </w:pPr>
-      <w:r>
-        <w:t xml:space="preserve">LAPTEVA: Вы знаете, как это выглядит со стороны? Свидетель по делу получает деньги от заявителя.</w:t>
-      </w:r>
-    </w:p>
-    <w:p>
-      <w:pPr>
-        <w:pStyle w:val="BodyText"/>
-      </w:pPr>
-      <w:r>
-        <w:t xml:space="preserve">OLGA: Кристина…</w:t>
-      </w:r>
-    </w:p>
-    <w:p>
-      <w:pPr>
-        <w:pStyle w:val="BodyText"/>
-      </w:pPr>
-      <w:r>
-        <w:t xml:space="preserve">KRISTINA: Ольга Петровна, я помню правило. Но про даты можно?</w:t>
-      </w:r>
-    </w:p>
-    <w:p>
-      <w:pPr>
-        <w:pStyle w:val="BodyText"/>
-      </w:pPr>
-      <w:r>
-        <w:t xml:space="preserve">ZAYTSEV: Про даты — можете. Только даты.</w:t>
-      </w:r>
-    </w:p>
-    <w:p>
-      <w:pPr>
-        <w:pStyle w:val="BodyText"/>
-      </w:pPr>
-      <w:r>
-        <w:t xml:space="preserve">KRISTINA: Мой договор с «Мостом» подписан седьмого мая. Это дата на договоре, его можно увидеть. Больше я ничего не скажу. Всё остальное — вопрос к следствию, не ко мне.</w:t>
-      </w:r>
-    </w:p>
-    <w:p>
-      <w:pPr>
-        <w:pStyle w:val="BodyText"/>
-      </w:pPr>
-      <w:r>
-        <w:t xml:space="preserve">LAPTEVA: Седьмого мая. Я проверю, что было раньше. Понимаю.</w:t>
+        <w:t xml:space="preserve">LAPTEVA: Кристина, вы три года продавали серый гель, а теперь работаете на «Мост». Почему вам нужно верить?</w:t>
+      </w:r>
+    </w:p>
+    <w:p>
+      <w:pPr>
+        <w:pStyle w:val="BodyText"/>
+      </w:pPr>
+      <w:r>
+        <w:t xml:space="preserve">KRISTINA: Не верьте. Три месяца назад я бы и сама себе не поверила.</w:t>
+      </w:r>
+    </w:p>
+    <w:p>
+      <w:pPr>
+        <w:pStyle w:val="BodyText"/>
+      </w:pPr>
+      <w:r>
+        <w:t xml:space="preserve">LAPTEVA: Тогда что же изменилось за эти три месяца?</w:t>
+      </w:r>
+    </w:p>
+    <w:p>
+      <w:pPr>
+        <w:pStyle w:val="BodyText"/>
+      </w:pPr>
+      <w:r>
+        <w:t xml:space="preserve">KRISTINA: Я увидела губу Дарьи, а потом узлы у Вики, которую я колола сама. Я держала её за руку, пока доктор растворяла мой гель. Такое не забывается за один вечер, и я не хочу это забывать.</w:t>
+      </w:r>
+    </w:p>
+    <w:p>
+      <w:pPr>
+        <w:pStyle w:val="BodyText"/>
+      </w:pPr>
+      <w:r>
+        <w:t xml:space="preserve">LAPTEVA: Вам платят за занятия двадцать тысяч. Это так?</w:t>
+      </w:r>
+    </w:p>
+    <w:p>
+      <w:pPr>
+        <w:pStyle w:val="BodyText"/>
+      </w:pPr>
+      <w:r>
+        <w:t xml:space="preserve">KRISTINA: Так, по договору. Это ставка, а не процент.</w:t>
+      </w:r>
+    </w:p>
+    <w:p>
+      <w:pPr>
+        <w:pStyle w:val="BodyText"/>
+      </w:pPr>
+      <w:r>
+        <w:t xml:space="preserve">LAPTEVA: Вы понимаете, как это выглядит со стороны? Свидетель по делу получает деньги от заявителя.</w:t>
+      </w:r>
+    </w:p>
+    <w:p>
+      <w:pPr>
+        <w:pStyle w:val="BodyText"/>
+      </w:pPr>
+      <w:r>
+        <w:t xml:space="preserve">OLGA: Кристина, осторожнее…</w:t>
+      </w:r>
+    </w:p>
+    <w:p>
+      <w:pPr>
+        <w:pStyle w:val="BodyText"/>
+      </w:pPr>
+      <w:r>
+        <w:t xml:space="preserve">KRISTINA: Ольга Петровна, я помню правило. Но про даты ведь говорить можно?</w:t>
+      </w:r>
+    </w:p>
+    <w:p>
+      <w:pPr>
+        <w:pStyle w:val="BodyText"/>
+      </w:pPr>
+      <w:r>
+        <w:t xml:space="preserve">ZAYTSEV: Про даты можете, но только про даты.</w:t>
+      </w:r>
+    </w:p>
+    <w:p>
+      <w:pPr>
+        <w:pStyle w:val="BodyText"/>
+      </w:pPr>
+      <w:r>
+        <w:t xml:space="preserve">KRISTINA: Мой договор с «Мостом» подписан седьмого мая. Это дата на договоре, и его можно увидеть. Больше я ничего не скажу. Всё остальное — вопрос к следствию, а не ко мне, и я прошу это уважать.</w:t>
+      </w:r>
+    </w:p>
+    <w:p>
+      <w:pPr>
+        <w:pStyle w:val="BodyText"/>
+      </w:pPr>
+      <w:r>
+        <w:t xml:space="preserve">LAPTEVA: Седьмого мая… Я проверю, что было раньше этой даты. Я вас понимаю.</w:t>
       </w:r>
     </w:p>
     <w:p>
@@ -2153,47 +2153,47 @@
         <w:pStyle w:val="BodyText"/>
       </w:pPr>
       <w:r>
-        <w:t xml:space="preserve">LAPTEVA: Тогда о мастерах. Врачи пишут: вы легитимизируете мастеров. Ваш курс — пропуск в профессию.</w:t>
-      </w:r>
-    </w:p>
-    <w:p>
-      <w:pPr>
-        <w:pStyle w:val="BodyText"/>
-      </w:pPr>
-      <w:r>
-        <w:t xml:space="preserve">KRISTINA: Первая строчка курса: «Инъекции вправе проводить только врачи». Я её читаю вслух. Каждый раз, сорока мастерам. Это пропуск не в профессию. Это пропуск к телефону.</w:t>
-      </w:r>
-    </w:p>
-    <w:p>
-      <w:pPr>
-        <w:pStyle w:val="BodyText"/>
-      </w:pPr>
-      <w:r>
-        <w:t xml:space="preserve">LAPTEVA: К телефону?</w:t>
-      </w:r>
-    </w:p>
-    <w:p>
-      <w:pPr>
-        <w:pStyle w:val="BodyText"/>
-      </w:pPr>
-      <w:r>
-        <w:t xml:space="preserve">KRISTINA: К номеру линии. Чтобы мастер позвонил, когда видит беду. А не делал массаж до утра.</w:t>
-      </w:r>
-    </w:p>
-    <w:p>
-      <w:pPr>
-        <w:pStyle w:val="BodyText"/>
-      </w:pPr>
-      <w:r>
-        <w:t xml:space="preserve">DIMA: За неделю после курса — девять звонков от мастеров. Раньше — два.</w:t>
-      </w:r>
-    </w:p>
-    <w:p>
-      <w:pPr>
-        <w:pStyle w:val="BodyText"/>
-      </w:pPr>
-      <w:r>
-        <w:t xml:space="preserve">KORNILOVA: Можно я добавлю? Мастера колют. Это плохо. Но они колют сегодня, сейчас, в эту минуту. Закон их догонит, но не завтра. А белое пятно появится сегодня вечером.</w:t>
+        <w:t xml:space="preserve">LAPTEVA: Тогда поговорим о мастерах. Врачи пишут, что вы легитимизируете мастеров и что ваш курс — это пропуск в профессию.</w:t>
+      </w:r>
+    </w:p>
+    <w:p>
+      <w:pPr>
+        <w:pStyle w:val="BodyText"/>
+      </w:pPr>
+      <w:r>
+        <w:t xml:space="preserve">KRISTINA: Первая строчка курса: «Инъекции вправе проводить только врачи». Я читаю её вслух каждый раз, сорока мастерам. Это пропуск не в профессию. Это пропуск к телефону, и больше ничего, поверьте мне как бывшему мастеру.</w:t>
+      </w:r>
+    </w:p>
+    <w:p>
+      <w:pPr>
+        <w:pStyle w:val="BodyText"/>
+      </w:pPr>
+      <w:r>
+        <w:t xml:space="preserve">LAPTEVA: К телефону? Что вы имеете в виду?</w:t>
+      </w:r>
+    </w:p>
+    <w:p>
+      <w:pPr>
+        <w:pStyle w:val="BodyText"/>
+      </w:pPr>
+      <w:r>
+        <w:t xml:space="preserve">KRISTINA: Пропуск к номеру линии, чтобы мастер позвонил, когда видит беду, а не делал массаж до утра.</w:t>
+      </w:r>
+    </w:p>
+    <w:p>
+      <w:pPr>
+        <w:pStyle w:val="BodyText"/>
+      </w:pPr>
+      <w:r>
+        <w:t xml:space="preserve">DIMA: За неделю после курса нам позвонили девять мастеров, а раньше звонили двое.</w:t>
+      </w:r>
+    </w:p>
+    <w:p>
+      <w:pPr>
+        <w:pStyle w:val="BodyText"/>
+      </w:pPr>
+      <w:r>
+        <w:t xml:space="preserve">KORNILOVA: Можно я добавлю? Мастера колют, и это плохо. Но они колют сегодня, сейчас, в эту самую минуту. Закон их догонит, но не завтра, а белое пятно появится уже сегодня вечером. Поэтому мы делаем то, что можем сделать сегодня.</w:t>
       </w:r>
     </w:p>
     <w:p>
@@ -2209,31 +2209,31 @@
         <w:pStyle w:val="BodyText"/>
       </w:pPr>
       <w:r>
-        <w:t xml:space="preserve">KORNILOVA: Признаю, что колют. Это факт. Не одобряю. Делаю так, чтобы было меньше шрамов.</w:t>
-      </w:r>
-    </w:p>
-    <w:p>
-      <w:pPr>
-        <w:pStyle w:val="BodyText"/>
-      </w:pPr>
-      <w:r>
-        <w:t xml:space="preserve">LAPTEVA: «Меньше шрамов». Можно эту фразу в заголовок?</w:t>
-      </w:r>
-    </w:p>
-    <w:p>
-      <w:pPr>
-        <w:pStyle w:val="BodyText"/>
-      </w:pPr>
-      <w:r>
-        <w:t xml:space="preserve">KORNILOVA: Нет. Заголовок — это ваше. Мои фразы — мои. Но цитировать можете.</w:t>
-      </w:r>
-    </w:p>
-    <w:p>
-      <w:pPr>
-        <w:pStyle w:val="BodyText"/>
-      </w:pPr>
-      <w:r>
-        <w:t xml:space="preserve">LAPTEVA: Последний вопрос. Всем. Одним словом. Почему вы это делаете?</w:t>
+        <w:t xml:space="preserve">KORNILOVA: Я признаю, что они колют, потому что это факт. Я этого не одобряю, но делаю так, чтобы шрамов было меньше.</w:t>
+      </w:r>
+    </w:p>
+    <w:p>
+      <w:pPr>
+        <w:pStyle w:val="BodyText"/>
+      </w:pPr>
+      <w:r>
+        <w:t xml:space="preserve">LAPTEVA: «Меньше шрамов»… Можно я вынесу эту фразу в заголовок?</w:t>
+      </w:r>
+    </w:p>
+    <w:p>
+      <w:pPr>
+        <w:pStyle w:val="BodyText"/>
+      </w:pPr>
+      <w:r>
+        <w:t xml:space="preserve">KORNILOVA: Нет. Заголовок — это ваше. Мои фразы — мои. Но цитировать меня вы можете.</w:t>
+      </w:r>
+    </w:p>
+    <w:p>
+      <w:pPr>
+        <w:pStyle w:val="BodyText"/>
+      </w:pPr>
+      <w:r>
+        <w:t xml:space="preserve">LAPTEVA: Последний вопрос ко всем, и ответьте одним словом: почему вы это делаете?</w:t>
       </w:r>
     </w:p>
     <w:p>
@@ -2249,39 +2249,39 @@
         <w:pStyle w:val="BodyText"/>
       </w:pPr>
       <w:r>
-        <w:t xml:space="preserve">LAPTEVA: Картонка? Какая картонка?</w:t>
-      </w:r>
-    </w:p>
-    <w:p>
-      <w:pPr>
-        <w:pStyle w:val="BodyText"/>
-      </w:pPr>
-      <w:r>
-        <w:t xml:space="preserve">ALEKSEY: Над дверью. Бабушкина. «Не навреди». Сфотографируйте. Только её, без нас.</w:t>
-      </w:r>
-    </w:p>
-    <w:p>
-      <w:pPr>
-        <w:pStyle w:val="BodyText"/>
-      </w:pPr>
-      <w:r>
-        <w:t xml:space="preserve">LAPTEVA: Без вас? Почему?</w:t>
-      </w:r>
-    </w:p>
-    <w:p>
-      <w:pPr>
-        <w:pStyle w:val="BodyText"/>
-      </w:pPr>
-      <w:r>
-        <w:t xml:space="preserve">ALEKSEY: Потому что она висит дольше, чем мы работаем.</w:t>
-      </w:r>
-    </w:p>
-    <w:p>
-      <w:pPr>
-        <w:pStyle w:val="BodyText"/>
-      </w:pPr>
-      <w:r>
-        <w:t xml:space="preserve">LAPTEVA: Сфотографирую. Это будет последняя фотография статьи.</w:t>
+        <w:t xml:space="preserve">LAPTEVA: Картонка? Какая ещё картонка?</w:t>
+      </w:r>
+    </w:p>
+    <w:p>
+      <w:pPr>
+        <w:pStyle w:val="BodyText"/>
+      </w:pPr>
+      <w:r>
+        <w:t xml:space="preserve">ALEKSEY: Та, что над дверью, бабушкина, с надписью «Не навреди». Сфотографируйте её, только её, без нас.</w:t>
+      </w:r>
+    </w:p>
+    <w:p>
+      <w:pPr>
+        <w:pStyle w:val="BodyText"/>
+      </w:pPr>
+      <w:r>
+        <w:t xml:space="preserve">LAPTEVA: Без вас? А почему без вас?</w:t>
+      </w:r>
+    </w:p>
+    <w:p>
+      <w:pPr>
+        <w:pStyle w:val="BodyText"/>
+      </w:pPr>
+      <w:r>
+        <w:t xml:space="preserve">ALEKSEY: Потому что она висит там дольше, чем мы работаем.</w:t>
+      </w:r>
+    </w:p>
+    <w:p>
+      <w:pPr>
+        <w:pStyle w:val="BodyText"/>
+      </w:pPr>
+      <w:r>
+        <w:t xml:space="preserve">LAPTEVA: Я её сфотографирую, и это будет последняя фотография в статье.</w:t>
       </w:r>
     </w:p>
     <w:bookmarkEnd w:id="23"/>
@@ -2299,191 +2299,191 @@
         <w:pStyle w:val="FirstParagraph"/>
       </w:pPr>
       <w:r>
-        <w:t xml:space="preserve">IRINA: Вышла. Шестая полоса. Заголовок: «Код против серого». Читаю?</w:t>
-      </w:r>
-    </w:p>
-    <w:p>
-      <w:pPr>
-        <w:pStyle w:val="BodyText"/>
-      </w:pPr>
-      <w:r>
-        <w:t xml:space="preserve">OLGA: Читайте. Медленно. Я хочу знать, где она нас ударила.</w:t>
-      </w:r>
-    </w:p>
-    <w:p>
-      <w:pPr>
-        <w:pStyle w:val="BodyText"/>
-      </w:pPr>
-      <w:r>
-        <w:t xml:space="preserve">IRINA: Первый абзац — про Дарью. Без фамилии. Второй — цифры линии. Мои. Без ошибок.</w:t>
-      </w:r>
-    </w:p>
-    <w:p>
-      <w:pPr>
-        <w:pStyle w:val="BodyText"/>
-      </w:pPr>
-      <w:r>
-        <w:t xml:space="preserve">DIMA: Без ошибок? Журналист?</w:t>
-      </w:r>
-    </w:p>
-    <w:p>
-      <w:pPr>
-        <w:pStyle w:val="BodyText"/>
-      </w:pPr>
-      <w:r>
-        <w:t xml:space="preserve">IRINA: Без единой. Даже шестьсот двенадцать тысяч. Она проверила.</w:t>
-      </w:r>
-    </w:p>
-    <w:p>
-      <w:pPr>
-        <w:pStyle w:val="BodyText"/>
-      </w:pPr>
-      <w:r>
-        <w:t xml:space="preserve">KIRILL: Про меня есть?</w:t>
-      </w:r>
-    </w:p>
-    <w:p>
-      <w:pPr>
-        <w:pStyle w:val="BodyText"/>
-      </w:pPr>
-      <w:r>
-        <w:t xml:space="preserve">IRINA: Есть. Абзац. «Племянник, который сдал экзамен с третьей попытки». Без насмешки.</w:t>
-      </w:r>
-    </w:p>
-    <w:p>
-      <w:pPr>
-        <w:pStyle w:val="BodyText"/>
-      </w:pPr>
-      <w:r>
-        <w:t xml:space="preserve">KIRILL: Без насмешки. Мама будет плакать. Хорошо или плохо — не знаю.</w:t>
-      </w:r>
-    </w:p>
-    <w:p>
-      <w:pPr>
-        <w:pStyle w:val="BodyText"/>
-      </w:pPr>
-      <w:r>
-        <w:t xml:space="preserve">OLGA: А где удар? Должен быть удар. Всегда есть.</w:t>
-      </w:r>
-    </w:p>
-    <w:p>
-      <w:pPr>
-        <w:pStyle w:val="BodyText"/>
-      </w:pPr>
-      <w:r>
-        <w:t xml:space="preserve">IRINA: Вот. Седьмой абзац. «Конкурент компании, пожелавший остаться анонимным, называет коды монополизацией». И дальше: «Источник в правоохранительных органах подтверждает: уже возбуждено уголовное дело по факту фальсификата».</w:t>
-      </w:r>
-    </w:p>
-    <w:p>
-      <w:pPr>
-        <w:pStyle w:val="BodyText"/>
-      </w:pPr>
-      <w:r>
-        <w:t xml:space="preserve">OLGA: Это не удар. Это две стороны. Она дала слово ему и дала факт про дело.</w:t>
-      </w:r>
-    </w:p>
-    <w:p>
-      <w:pPr>
-        <w:pStyle w:val="BodyText"/>
-      </w:pPr>
-      <w:r>
-        <w:t xml:space="preserve">ZAYTSEV: Факт про дело — публичный. Мы его не давали. Это хорошо для нас.</w:t>
-      </w:r>
-    </w:p>
-    <w:p>
-      <w:pPr>
-        <w:pStyle w:val="BodyText"/>
-      </w:pPr>
-      <w:r>
-        <w:t xml:space="preserve">IRINA: Последний абзац — цитата Кристины. «Пропуск к телефону». И номер линии.</w:t>
-      </w:r>
-    </w:p>
-    <w:p>
-      <w:pPr>
-        <w:pStyle w:val="BodyText"/>
-      </w:pPr>
-      <w:r>
-        <w:t xml:space="preserve">KRISTINA: Номер? Крупно?</w:t>
-      </w:r>
-    </w:p>
-    <w:p>
-      <w:pPr>
-        <w:pStyle w:val="BodyText"/>
-      </w:pPr>
-      <w:r>
-        <w:t xml:space="preserve">IRINA: Не крупно. Но жирным. Последняя строчка статьи.</w:t>
-      </w:r>
-    </w:p>
-    <w:p>
-      <w:pPr>
-        <w:pStyle w:val="BodyText"/>
-      </w:pPr>
-      <w:r>
-        <w:t xml:space="preserve">KRISTINA: Жирным. Это почти крупно. Спасибо ей.</w:t>
-      </w:r>
-    </w:p>
-    <w:p>
-      <w:pPr>
-        <w:pStyle w:val="BodyText"/>
-      </w:pPr>
-      <w:r>
-        <w:t xml:space="preserve">ZOYA: Алексей Николаевич, с восьми утра — сорок звонков на линию. Двенадцать — проверить номер. Девять — мастера.</w:t>
-      </w:r>
-    </w:p>
-    <w:p>
-      <w:pPr>
-        <w:pStyle w:val="BodyText"/>
-      </w:pPr>
-      <w:r>
-        <w:t xml:space="preserve">ALEKSEY: Девять мастеров. До статьи было два-три в неделю.</w:t>
-      </w:r>
-    </w:p>
-    <w:p>
-      <w:pPr>
-        <w:pStyle w:val="BodyText"/>
-      </w:pPr>
-      <w:r>
-        <w:t xml:space="preserve">VOLKOV: Воронцов? Волков. Читал. «Маленькая упрямая компания». Это про вас.</w:t>
-      </w:r>
-    </w:p>
-    <w:p>
-      <w:pPr>
-        <w:pStyle w:val="BodyText"/>
-      </w:pPr>
-      <w:r>
-        <w:t xml:space="preserve">ALEKSEY: Читал. Не знаю, комплимент это или нет.</w:t>
-      </w:r>
-    </w:p>
-    <w:p>
-      <w:pPr>
-        <w:pStyle w:val="BodyText"/>
-      </w:pPr>
-      <w:r>
-        <w:t xml:space="preserve">VOLKOV: Комплимент. Про меня пишут «крупный игрок». Это не комплимент. Это вес.</w:t>
-      </w:r>
-    </w:p>
-    <w:p>
-      <w:pPr>
-        <w:pStyle w:val="BodyText"/>
-      </w:pPr>
-      <w:r>
-        <w:t xml:space="preserve">ALEKSEY: Сергей Павлович, а «анонимный конкурент» — это не вы?</w:t>
-      </w:r>
-    </w:p>
-    <w:p>
-      <w:pPr>
-        <w:pStyle w:val="BodyText"/>
-      </w:pPr>
-      <w:r>
-        <w:t xml:space="preserve">VOLKOV: Нет. Я больше не анонимный. Это ваш общий знакомый. Тот, что всем желает удачи. Он дал интервью на два часа. Она взяла из них три строчки.</w:t>
-      </w:r>
-    </w:p>
-    <w:p>
-      <w:pPr>
-        <w:pStyle w:val="BodyText"/>
-      </w:pPr>
-      <w:r>
-        <w:t xml:space="preserve">ALEKSEY: Три строчки из двух часов.</w:t>
+        <w:t xml:space="preserve">IRINA: Статья вышла на шестой полосе, заголовок «Код против серого». Мне читать?</w:t>
+      </w:r>
+    </w:p>
+    <w:p>
+      <w:pPr>
+        <w:pStyle w:val="BodyText"/>
+      </w:pPr>
+      <w:r>
+        <w:t xml:space="preserve">OLGA: Читайте, только медленно, потому что я хочу понять, где она нас ударила.</w:t>
+      </w:r>
+    </w:p>
+    <w:p>
+      <w:pPr>
+        <w:pStyle w:val="BodyText"/>
+      </w:pPr>
+      <w:r>
+        <w:t xml:space="preserve">IRINA: Первый абзац про Дарью, без фамилии. Во втором цифры линии, мои, и без единой ошибки.</w:t>
+      </w:r>
+    </w:p>
+    <w:p>
+      <w:pPr>
+        <w:pStyle w:val="BodyText"/>
+      </w:pPr>
+      <w:r>
+        <w:t xml:space="preserve">DIMA: Без ошибок? У журналиста?</w:t>
+      </w:r>
+    </w:p>
+    <w:p>
+      <w:pPr>
+        <w:pStyle w:val="BodyText"/>
+      </w:pPr>
+      <w:r>
+        <w:t xml:space="preserve">IRINA: Без единой ошибки, даже шестьсот двенадцать тысяч стоят правильно. Она всё проверила.</w:t>
+      </w:r>
+    </w:p>
+    <w:p>
+      <w:pPr>
+        <w:pStyle w:val="BodyText"/>
+      </w:pPr>
+      <w:r>
+        <w:t xml:space="preserve">KIRILL: А про меня там что-нибудь есть?</w:t>
+      </w:r>
+    </w:p>
+    <w:p>
+      <w:pPr>
+        <w:pStyle w:val="BodyText"/>
+      </w:pPr>
+      <w:r>
+        <w:t xml:space="preserve">IRINA: Есть один абзац: «Племянник, который сдал экзамен с третьей попытки». И написано без насмешки.</w:t>
+      </w:r>
+    </w:p>
+    <w:p>
+      <w:pPr>
+        <w:pStyle w:val="BodyText"/>
+      </w:pPr>
+      <w:r>
+        <w:t xml:space="preserve">KIRILL: Без насмешки… Мама будет плакать, только не знаю, хорошо это или плохо.</w:t>
+      </w:r>
+    </w:p>
+    <w:p>
+      <w:pPr>
+        <w:pStyle w:val="BodyText"/>
+      </w:pPr>
+      <w:r>
+        <w:t xml:space="preserve">OLGA: А где же удар? Удар обязательно должен быть, он есть всегда.</w:t>
+      </w:r>
+    </w:p>
+    <w:p>
+      <w:pPr>
+        <w:pStyle w:val="BodyText"/>
+      </w:pPr>
+      <w:r>
+        <w:t xml:space="preserve">IRINA: Вот он, в седьмом абзаце: «Конкурент компании, пожелавший остаться анонимным, называет коды монополизацией». И дальше: «Источник в правоохранительных органах подтверждает: уже возбуждено уголовное дело по факту фальсификата». Больше там ничего нет.</w:t>
+      </w:r>
+    </w:p>
+    <w:p>
+      <w:pPr>
+        <w:pStyle w:val="BodyText"/>
+      </w:pPr>
+      <w:r>
+        <w:t xml:space="preserve">OLGA: Это не удар, это просто две стороны. Она дала слово ему и дала факт про дело.</w:t>
+      </w:r>
+    </w:p>
+    <w:p>
+      <w:pPr>
+        <w:pStyle w:val="BodyText"/>
+      </w:pPr>
+      <w:r>
+        <w:t xml:space="preserve">ZAYTSEV: Факт про дело публичный, и мы его не давали. Для нас это хорошо.</w:t>
+      </w:r>
+    </w:p>
+    <w:p>
+      <w:pPr>
+        <w:pStyle w:val="BodyText"/>
+      </w:pPr>
+      <w:r>
+        <w:t xml:space="preserve">IRINA: А последний абзац — это цитата Кристины про «пропуск к телефону». И номер линии.</w:t>
+      </w:r>
+    </w:p>
+    <w:p>
+      <w:pPr>
+        <w:pStyle w:val="BodyText"/>
+      </w:pPr>
+      <w:r>
+        <w:t xml:space="preserve">KRISTINA: Номер есть? И он крупно?</w:t>
+      </w:r>
+    </w:p>
+    <w:p>
+      <w:pPr>
+        <w:pStyle w:val="BodyText"/>
+      </w:pPr>
+      <w:r>
+        <w:t xml:space="preserve">IRINA: Не крупно, но жирным шрифтом, в последней строчке статьи.</w:t>
+      </w:r>
+    </w:p>
+    <w:p>
+      <w:pPr>
+        <w:pStyle w:val="BodyText"/>
+      </w:pPr>
+      <w:r>
+        <w:t xml:space="preserve">KRISTINA: Жирным — это почти крупно. Скажите ей от меня спасибо.</w:t>
+      </w:r>
+    </w:p>
+    <w:p>
+      <w:pPr>
+        <w:pStyle w:val="BodyText"/>
+      </w:pPr>
+      <w:r>
+        <w:t xml:space="preserve">ZOYA: Алексей Николаевич, с восьми утра на линию пришло сорок звонков. Двенадцать — проверить номер, а девять — от мастеров.</w:t>
+      </w:r>
+    </w:p>
+    <w:p>
+      <w:pPr>
+        <w:pStyle w:val="BodyText"/>
+      </w:pPr>
+      <w:r>
+        <w:t xml:space="preserve">ALEKSEY: Девять мастеров? До статьи их было два-три в неделю.</w:t>
+      </w:r>
+    </w:p>
+    <w:p>
+      <w:pPr>
+        <w:pStyle w:val="BodyText"/>
+      </w:pPr>
+      <w:r>
+        <w:t xml:space="preserve">VOLKOV: Воронцов? Это Волков. Я прочитал статью: «маленькая упрямая компания». Это про вас.</w:t>
+      </w:r>
+    </w:p>
+    <w:p>
+      <w:pPr>
+        <w:pStyle w:val="BodyText"/>
+      </w:pPr>
+      <w:r>
+        <w:t xml:space="preserve">ALEKSEY: Я тоже прочитал, но не знаю, комплимент это или нет.</w:t>
+      </w:r>
+    </w:p>
+    <w:p>
+      <w:pPr>
+        <w:pStyle w:val="BodyText"/>
+      </w:pPr>
+      <w:r>
+        <w:t xml:space="preserve">VOLKOV: Комплимент. Про меня пишут «крупный игрок», и вот это не комплимент, а просто вес.</w:t>
+      </w:r>
+    </w:p>
+    <w:p>
+      <w:pPr>
+        <w:pStyle w:val="BodyText"/>
+      </w:pPr>
+      <w:r>
+        <w:t xml:space="preserve">ALEKSEY: Сергей Павлович, а «анонимный конкурент» — это случайно не вы?</w:t>
+      </w:r>
+    </w:p>
+    <w:p>
+      <w:pPr>
+        <w:pStyle w:val="BodyText"/>
+      </w:pPr>
+      <w:r>
+        <w:t xml:space="preserve">VOLKOV: Нет, я больше не анонимный. Это ваш общий знакомый, тот, что всем желает удачи. Он дал интервью на два часа, а она взяла из них три строчки, и, по-моему, лучшие три.</w:t>
+      </w:r>
+    </w:p>
+    <w:p>
+      <w:pPr>
+        <w:pStyle w:val="BodyText"/>
+      </w:pPr>
+      <w:r>
+        <w:t xml:space="preserve">ALEKSEY: Всего три строчки из двух часов?</w:t>
       </w:r>
     </w:p>
     <w:p>
@@ -2509,119 +2509,119 @@
         <w:pStyle w:val="FirstParagraph"/>
       </w:pPr>
       <w:r>
-        <w:t xml:space="preserve">ZAYTSEV: Новость вечера. Адвокат Бойко прислал в редакцию требование опровержения.</w:t>
-      </w:r>
-    </w:p>
-    <w:p>
-      <w:pPr>
-        <w:pStyle w:val="BodyText"/>
-      </w:pPr>
-      <w:r>
-        <w:t xml:space="preserve">OLGA: Опровержения чего?</w:t>
-      </w:r>
-    </w:p>
-    <w:p>
-      <w:pPr>
-        <w:pStyle w:val="BodyText"/>
-      </w:pPr>
-      <w:r>
-        <w:t xml:space="preserve">ZAYTSEV: Слова «фальсификат». Редакция ответила: «Источник — официальный, опровергать нечего». Лаптева держит.</w:t>
-      </w:r>
-    </w:p>
-    <w:p>
-      <w:pPr>
-        <w:pStyle w:val="BodyText"/>
-      </w:pPr>
-      <w:r>
-        <w:t xml:space="preserve">ALEKSEY: Звонит отец. Алло, папа?</w:t>
-      </w:r>
-    </w:p>
-    <w:p>
-      <w:pPr>
-        <w:pStyle w:val="BodyText"/>
-      </w:pPr>
-      <w:r>
-        <w:t xml:space="preserve">NIKOLAY: Сынок. Мать купила газету. Три штуки. В киоске у станции.</w:t>
-      </w:r>
-    </w:p>
-    <w:p>
-      <w:pPr>
-        <w:pStyle w:val="BodyText"/>
-      </w:pPr>
-      <w:r>
-        <w:t xml:space="preserve">ALEKSEY: Три? Зачем три?</w:t>
-      </w:r>
-    </w:p>
-    <w:p>
-      <w:pPr>
-        <w:pStyle w:val="BodyText"/>
-      </w:pPr>
-      <w:r>
-        <w:t xml:space="preserve">NIKOLAY: Одну — бабушке. Одну — нам. Одну я вырезал. Твою картонку. Фотографию. Положил под стекло на столе.</w:t>
-      </w:r>
-    </w:p>
-    <w:p>
-      <w:pPr>
-        <w:pStyle w:val="BodyText"/>
-      </w:pPr>
-      <w:r>
-        <w:t xml:space="preserve">ALEKSEY: Папа, там же только картонка. Меня нет.</w:t>
-      </w:r>
-    </w:p>
-    <w:p>
-      <w:pPr>
-        <w:pStyle w:val="BodyText"/>
-      </w:pPr>
-      <w:r>
-        <w:t xml:space="preserve">NIKOLAY: Поэтому и вырезал. Тебя я и так помню. А картонку — чтобы видеть каждый день.</w:t>
-      </w:r>
-    </w:p>
-    <w:p>
-      <w:pPr>
-        <w:pStyle w:val="BodyText"/>
-      </w:pPr>
-      <w:r>
-        <w:t xml:space="preserve">ALEKSEY: Бабушка видела?</w:t>
-      </w:r>
-    </w:p>
-    <w:p>
-      <w:pPr>
-        <w:pStyle w:val="BodyText"/>
-      </w:pPr>
-      <w:r>
-        <w:t xml:space="preserve">NIKOLAY: Видела. Сказала одно слово. «Висит». И пошла ставить чайник.</w:t>
-      </w:r>
-    </w:p>
-    <w:p>
-      <w:pPr>
-        <w:pStyle w:val="BodyText"/>
-      </w:pPr>
-      <w:r>
-        <w:t xml:space="preserve">ZAYTSEV: Алексей, простите. Ещё одно. Мне позвонил следователь. Неофициально. Ничего не могу сказать по существу.</w:t>
-      </w:r>
-    </w:p>
-    <w:p>
-      <w:pPr>
-        <w:pStyle w:val="BodyText"/>
-      </w:pPr>
-      <w:r>
-        <w:t xml:space="preserve">OLGA: Тогда скажите не по существу.</w:t>
-      </w:r>
-    </w:p>
-    <w:p>
-      <w:pPr>
-        <w:pStyle w:val="BodyText"/>
-      </w:pPr>
-      <w:r>
-        <w:t xml:space="preserve">ZAYTSEV: Не по существу: завтра не планируйте ранних встреч в Люберцах. Это всё.</w:t>
-      </w:r>
-    </w:p>
-    <w:p>
-      <w:pPr>
-        <w:pStyle w:val="BodyText"/>
-      </w:pPr>
-      <w:r>
-        <w:t xml:space="preserve">ALEKSEY: Люберцы. Понял. Ничего не планирую. И никому не говорю.</w:t>
+        <w:t xml:space="preserve">ZAYTSEV: Новость вечера: адвокат Бойко прислал в редакцию требование опровержения.</w:t>
+      </w:r>
+    </w:p>
+    <w:p>
+      <w:pPr>
+        <w:pStyle w:val="BodyText"/>
+      </w:pPr>
+      <w:r>
+        <w:t xml:space="preserve">OLGA: И что именно он хочет опровергнуть?</w:t>
+      </w:r>
+    </w:p>
+    <w:p>
+      <w:pPr>
+        <w:pStyle w:val="BodyText"/>
+      </w:pPr>
+      <w:r>
+        <w:t xml:space="preserve">ZAYTSEV: Слово «фальсификат». Редакция ответила: «Источник официальный, опровергать нечего». Лаптева держится.</w:t>
+      </w:r>
+    </w:p>
+    <w:p>
+      <w:pPr>
+        <w:pStyle w:val="BodyText"/>
+      </w:pPr>
+      <w:r>
+        <w:t xml:space="preserve">ALEKSEY: Подождите, звонит отец. Алло, папа?</w:t>
+      </w:r>
+    </w:p>
+    <w:p>
+      <w:pPr>
+        <w:pStyle w:val="BodyText"/>
+      </w:pPr>
+      <w:r>
+        <w:t xml:space="preserve">NIKOLAY: Сынок, мама купила газету, целых три штуки, в киоске у станции.</w:t>
+      </w:r>
+    </w:p>
+    <w:p>
+      <w:pPr>
+        <w:pStyle w:val="BodyText"/>
+      </w:pPr>
+      <w:r>
+        <w:t xml:space="preserve">ALEKSEY: Три? А зачем три?</w:t>
+      </w:r>
+    </w:p>
+    <w:p>
+      <w:pPr>
+        <w:pStyle w:val="BodyText"/>
+      </w:pPr>
+      <w:r>
+        <w:t xml:space="preserve">NIKOLAY: Одну для бабушки, одну для нас, а из третьей я вырезал фотографию твоей картонки. Положил её под стекло на столе.</w:t>
+      </w:r>
+    </w:p>
+    <w:p>
+      <w:pPr>
+        <w:pStyle w:val="BodyText"/>
+      </w:pPr>
+      <w:r>
+        <w:t xml:space="preserve">ALEKSEY: Папа, но там же только картонка, а меня на фото нет.</w:t>
+      </w:r>
+    </w:p>
+    <w:p>
+      <w:pPr>
+        <w:pStyle w:val="BodyText"/>
+      </w:pPr>
+      <w:r>
+        <w:t xml:space="preserve">NIKOLAY: Поэтому и вырезал. Тебя я и так помню, а картонку хочу видеть каждый день.</w:t>
+      </w:r>
+    </w:p>
+    <w:p>
+      <w:pPr>
+        <w:pStyle w:val="BodyText"/>
+      </w:pPr>
+      <w:r>
+        <w:t xml:space="preserve">ALEKSEY: А бабушка видела статью?</w:t>
+      </w:r>
+    </w:p>
+    <w:p>
+      <w:pPr>
+        <w:pStyle w:val="BodyText"/>
+      </w:pPr>
+      <w:r>
+        <w:t xml:space="preserve">NIKOLAY: Видела и сказала одно слово: «Висит». А потом пошла ставить чайник.</w:t>
+      </w:r>
+    </w:p>
+    <w:p>
+      <w:pPr>
+        <w:pStyle w:val="BodyText"/>
+      </w:pPr>
+      <w:r>
+        <w:t xml:space="preserve">ZAYTSEV: Алексей, простите, ещё одно. Мне неофициально позвонил следователь. По существу я ничего не могу сказать.</w:t>
+      </w:r>
+    </w:p>
+    <w:p>
+      <w:pPr>
+        <w:pStyle w:val="BodyText"/>
+      </w:pPr>
+      <w:r>
+        <w:t xml:space="preserve">OLGA: Тогда скажите что-нибудь не по существу.</w:t>
+      </w:r>
+    </w:p>
+    <w:p>
+      <w:pPr>
+        <w:pStyle w:val="BodyText"/>
+      </w:pPr>
+      <w:r>
+        <w:t xml:space="preserve">ZAYTSEV: Не по существу: завтра не планируйте ранних встреч в Люберцах. Это всё, что я могу сказать.</w:t>
+      </w:r>
+    </w:p>
+    <w:p>
+      <w:pPr>
+        <w:pStyle w:val="BodyText"/>
+      </w:pPr>
+      <w:r>
+        <w:t xml:space="preserve">ALEKSEY: Люберцы, понял. Я ничего не планирую и никому ничего не говорю.</w:t>
       </w:r>
     </w:p>
     <w:p>
@@ -3604,7 +3604,7 @@
         <w:t xml:space="preserve">“</w:t>
       </w:r>
       <w:r>
-        <w:t xml:space="preserve">Честный вопрос. Наша маржа — около тысячи рублей с шприца. Ирина Сергеевна покажет расчёт. Если бы мы защищали маржу, мы бы молчали и снижали цену, как все. Мы не против дешёвого. Мы за безопасность.</w:t>
+        <w:t xml:space="preserve">Честный вопрос. Наша маржа — около тысячи рублей с шприца, и Ирина Сергеевна покажет вам расчёт. Если бы мы защищали маржу, мы бы молчали и снижали цену, как все. Мы не против дешёвого. Мы за безопасность.</w:t>
       </w:r>
       <w:r>
         <w:t xml:space="preserve">”</w:t>
@@ -3760,19 +3760,19 @@
               <w:jc w:val="left"/>
             </w:pPr>
             <w:r>
-              <w:t xml:space="preserve">Ирина Сергеевна покажет расчёт.</w:t>
-            </w:r>
-          </w:p>
-        </w:tc>
-        <w:tc>
-          <w:tcPr/>
-          <w:p>
-            <w:pPr>
-              <w:pStyle w:val="Compact"/>
-              <w:jc w:val="left"/>
-            </w:pPr>
-            <w:r>
-              <w:t xml:space="preserve">미래 — 검증 약속</w:t>
+              <w:t xml:space="preserve">и Ирина Сергеевна покажет вам расчёт.</w:t>
+            </w:r>
+          </w:p>
+        </w:tc>
+        <w:tc>
+          <w:tcPr/>
+          <w:p>
+            <w:pPr>
+              <w:pStyle w:val="Compact"/>
+              <w:jc w:val="left"/>
+            </w:pPr>
+            <w:r>
+              <w:t xml:space="preserve">и로 이어 붙인 미래 — 검증 약속</w:t>
             </w:r>
           </w:p>
         </w:tc>
@@ -3916,7 +3916,7 @@
         <w:t xml:space="preserve">”</w:t>
       </w:r>
       <w:r>
-        <w:t xml:space="preserve">는 질문에 숫자와 가정법으로 답하는 25~35단어 문장 만들기.</w:t>
+        <w:t xml:space="preserve">는 질문에 숫자와 가정법으로 답하는 30~50단어 발화 만들기.</w:t>
       </w:r>
     </w:p>
     <w:bookmarkEnd w:id="30"/>
@@ -4414,79 +4414,79 @@
         <w:pStyle w:val="FirstParagraph"/>
       </w:pPr>
       <w:r>
-        <w:t xml:space="preserve">자이체프: 규칙. 마지막으로. 수사 얘기는 — 한 마디도. 이렇게만 말해요: 「그건 수사 기관에 물어보세요」.</w:t>
-      </w:r>
-    </w:p>
-    <w:p>
-      <w:pPr>
-        <w:pStyle w:val="BodyText"/>
-      </w:pPr>
-      <w:r>
-        <w:t xml:space="preserve">크리스티나: 「그건 수사 기관에 물어보세요」. 외웠어요.</w:t>
-      </w:r>
-    </w:p>
-    <w:p>
-      <w:pPr>
-        <w:pStyle w:val="BodyText"/>
-      </w:pPr>
-      <w:r>
-        <w:t xml:space="preserve">올가: 둘째. 보이코 이름을 대지 마요. 한 번도. 기자가 대도.</w:t>
-      </w:r>
-    </w:p>
-    <w:p>
-      <w:pPr>
-        <w:pStyle w:val="BodyText"/>
-      </w:pPr>
-      <w:r>
-        <w:t xml:space="preserve">알렉세이: 기자가 직접 물어봐도요?</w:t>
-      </w:r>
-    </w:p>
-    <w:p>
-      <w:pPr>
-        <w:pStyle w:val="BodyText"/>
-      </w:pPr>
-      <w:r>
-        <w:t xml:space="preserve">올가: 직접 물어도. 우리 얘기만 해요. 코드, 상담선, 마스터들.</w:t>
-      </w:r>
-    </w:p>
-    <w:p>
-      <w:pPr>
-        <w:pStyle w:val="BodyText"/>
-      </w:pPr>
-      <w:r>
-        <w:t xml:space="preserve">이리나: 셋째. 숫자는 전부 내 폴더에서만. 기억에 의존한 숫자는 하나도 없이.</w:t>
-      </w:r>
-    </w:p>
-    <w:p>
-      <w:pPr>
-        <w:pStyle w:val="BodyText"/>
-      </w:pPr>
-      <w:r>
-        <w:t xml:space="preserve">코르닐로바: 넷째 규칙은 나한테 있나요? 나도 말할 건데.</w:t>
-      </w:r>
-    </w:p>
-    <w:p>
-      <w:pPr>
-        <w:pStyle w:val="BodyText"/>
-      </w:pPr>
-      <w:r>
-        <w:t xml:space="preserve">올가: 당신에겐 — 하나. 「바보들」이라고 하지 마요. 진짜 바보들한테도.</w:t>
-      </w:r>
-    </w:p>
-    <w:p>
-      <w:pPr>
-        <w:pStyle w:val="BodyText"/>
-      </w:pPr>
-      <w:r>
-        <w:t xml:space="preserve">코르닐로바: 수사보다 어렵네요.</w:t>
-      </w:r>
-    </w:p>
-    <w:p>
-      <w:pPr>
-        <w:pStyle w:val="BodyText"/>
-      </w:pPr>
-      <w:r>
-        <w:t xml:space="preserve">키릴: 저한테도 규칙이 필요할까요? 기자가 저에 대해 물을 거예요. 알아요.</w:t>
+        <w:t xml:space="preserve">자이체프: 마지막으로 규칙을 한 번 더 말할게요. 수사 얘기는 한 마디도 하지 말고, 이렇게만 말해요: 「그건 수사 기관에 물어보세요」.</w:t>
+      </w:r>
+    </w:p>
+    <w:p>
+      <w:pPr>
+        <w:pStyle w:val="BodyText"/>
+      </w:pPr>
+      <w:r>
+        <w:t xml:space="preserve">크리스티나: 「그건 수사 기관에 물어보세요」. 외웠어요, 필요한 만큼 몇 번이든 반복할게요.</w:t>
+      </w:r>
+    </w:p>
+    <w:p>
+      <w:pPr>
+        <w:pStyle w:val="BodyText"/>
+      </w:pPr>
+      <w:r>
+        <w:t xml:space="preserve">올가: 둘째 규칙. 기자가 먼저 보이코 이름을 꺼내도, 우리는 한 번도 그 이름을 대지 않아요.</w:t>
+      </w:r>
+    </w:p>
+    <w:p>
+      <w:pPr>
+        <w:pStyle w:val="BodyText"/>
+      </w:pPr>
+      <w:r>
+        <w:t xml:space="preserve">알렉세이: 기자가 그 사람에 대해 직접 물어봐도요?</w:t>
+      </w:r>
+    </w:p>
+    <w:p>
+      <w:pPr>
+        <w:pStyle w:val="BodyText"/>
+      </w:pPr>
+      <w:r>
+        <w:t xml:space="preserve">올가: 직접 물어도요. 우리 얘기만 해요. 코드, 상담선, 그리고 마스터들 얘기요.</w:t>
+      </w:r>
+    </w:p>
+    <w:p>
+      <w:pPr>
+        <w:pStyle w:val="BodyText"/>
+      </w:pPr>
+      <w:r>
+        <w:t xml:space="preserve">이리나: 셋째 규칙. 숫자는 전부 내 폴더에서만, 기억에 의존한 숫자는 하나도 없이요.</w:t>
+      </w:r>
+    </w:p>
+    <w:p>
+      <w:pPr>
+        <w:pStyle w:val="BodyText"/>
+      </w:pPr>
+      <w:r>
+        <w:t xml:space="preserve">코르닐로바: 그럼 넷째 규칙은 나한테 있는 건가요? 나도 말을 할 거잖아요.</w:t>
+      </w:r>
+    </w:p>
+    <w:p>
+      <w:pPr>
+        <w:pStyle w:val="BodyText"/>
+      </w:pPr>
+      <w:r>
+        <w:t xml:space="preserve">올가: 당신에겐 규칙이 하나예요. 「바보들」이라고 하지 마요, 진짜 바보인 사람들에 대해서도요.</w:t>
+      </w:r>
+    </w:p>
+    <w:p>
+      <w:pPr>
+        <w:pStyle w:val="BodyText"/>
+      </w:pPr>
+      <w:r>
+        <w:t xml:space="preserve">코르닐로바: 그건 아마 수사 얘기를 안 하는 것보다 어렵겠네요.</w:t>
+      </w:r>
+    </w:p>
+    <w:p>
+      <w:pPr>
+        <w:pStyle w:val="BodyText"/>
+      </w:pPr>
+      <w:r>
+        <w:t xml:space="preserve">키릴: 저한테도 규칙이 필요할까요? 기자가 저에 대해 물을 거예요, 확실히 알아요.</w:t>
       </w:r>
     </w:p>
     <w:p>
@@ -4502,31 +4502,31 @@
         <w:pStyle w:val="BodyText"/>
       </w:pPr>
       <w:r>
-        <w:t xml:space="preserve">키릴: 저라면 물을 테니까요. 영업부의 투자자 조카. 신문에 좋은 이야기죠.</w:t>
-      </w:r>
-    </w:p>
-    <w:p>
-      <w:pPr>
-        <w:pStyle w:val="BodyText"/>
-      </w:pPr>
-      <w:r>
-        <w:t xml:space="preserve">알렉세이: 그럼 너한테도 규칙은 모두와 같아. 진실. 짧게.</w:t>
-      </w:r>
-    </w:p>
-    <w:p>
-      <w:pPr>
-        <w:pStyle w:val="BodyText"/>
-      </w:pPr>
-      <w:r>
-        <w:t xml:space="preserve">랍테바: 안녕하세요. 일찍 왔어요. 괜찮아요? 녹음기가 있어요. 미리 말씀드려요.</w:t>
-      </w:r>
-    </w:p>
-    <w:p>
-      <w:pPr>
-        <w:pStyle w:val="BodyText"/>
-      </w:pPr>
-      <w:r>
-        <w:t xml:space="preserve">알렉세이: 괜찮아요. 앉으세요. 미리 말해 줘서 고마워요.</w:t>
+        <w:t xml:space="preserve">키릴: 저라도 물을 테니까요. 영업부에 있는 투자자의 조카. 신문엔 좋은 이야깃거리죠.</w:t>
+      </w:r>
+    </w:p>
+    <w:p>
+      <w:pPr>
+        <w:pStyle w:val="BodyText"/>
+      </w:pPr>
+      <w:r>
+        <w:t xml:space="preserve">알렉세이: 그럼 너한테도 규칙은 모두와 같아. 진실을, 짧게 말하는 것.</w:t>
+      </w:r>
+    </w:p>
+    <w:p>
+      <w:pPr>
+        <w:pStyle w:val="BodyText"/>
+      </w:pPr>
+      <w:r>
+        <w:t xml:space="preserve">랍테바: 안녕하세요. 일찍 왔는데 괜찮을까요? 미리 말씀드리면, 녹음기를 가지고 왔어요.</w:t>
+      </w:r>
+    </w:p>
+    <w:p>
+      <w:pPr>
+        <w:pStyle w:val="BodyText"/>
+      </w:pPr>
+      <w:r>
+        <w:t xml:space="preserve">알렉세이: 괜찮아요, 앉으세요. 녹음기 얘기를 미리 해 주셔서 고마워요.</w:t>
       </w:r>
     </w:p>
     <w:bookmarkEnd w:id="33"/>
@@ -4544,215 +4544,215 @@
         <w:pStyle w:val="FirstParagraph"/>
       </w:pPr>
       <w:r>
-        <w:t xml:space="preserve">랍테바: 첫 질문은 간단해요. 당신들은 회색 시장보다 두 배 비싸요. 다들 안전을 얘기하면서 사실은 자기 마진을 지키는 거 아닌가요? 독자들은 바로 이걸 물을 거예요.</w:t>
-      </w:r>
-    </w:p>
-    <w:p>
-      <w:pPr>
-        <w:pStyle w:val="BodyText"/>
-      </w:pPr>
-      <w:r>
-        <w:t xml:space="preserve">알렉세이: 정직한 질문이네요. 우리 마진은 주사기당 약 천 루블이에요. 이리나 세르게예브나가 계산을 보여 줄 거예요. 마진을 지키려 했다면 우린 침묵하고 다른 모두처럼 가격을 내렸을 거예요. 우린 싼 것에 반대하지 않아요. 안전에 찬성할 뿐이죠.</w:t>
-      </w:r>
-    </w:p>
-    <w:p>
-      <w:pPr>
-        <w:pStyle w:val="BodyText"/>
-      </w:pPr>
-      <w:r>
-        <w:t xml:space="preserve">랍테바: 「우린 안전에 찬성한다」. 멋지네요. 하지만 판매자는 다 그렇게 말해요.</w:t>
-      </w:r>
-    </w:p>
-    <w:p>
-      <w:pPr>
-        <w:pStyle w:val="BodyText"/>
-      </w:pPr>
-      <w:r>
-        <w:t xml:space="preserve">이리나: 다들 말하죠. 다들 보여 주진 않고요. 여기요: 4개월 상담선 비용 — 61만 2천. 절반이 — 남의 케이스예요. 서류 전부, 영수증 전부, 서명 전부. 사본 가져가셔도 돼요.</w:t>
-      </w:r>
-    </w:p>
-    <w:p>
-      <w:pPr>
-        <w:pStyle w:val="BodyText"/>
-      </w:pPr>
-      <w:r>
-        <w:t xml:space="preserve">랍테바: 남의 케이스라는 게 뭐예요?</w:t>
-      </w:r>
-    </w:p>
-    <w:p>
-      <w:pPr>
-        <w:pStyle w:val="BodyText"/>
-      </w:pPr>
-      <w:r>
-        <w:t xml:space="preserve">이리나: 우리 젤이 아닌 걸 맞은 환자들. 무료로 치료했어요.</w:t>
-      </w:r>
-    </w:p>
-    <w:p>
-      <w:pPr>
-        <w:pStyle w:val="BodyText"/>
-      </w:pPr>
-      <w:r>
-        <w:t xml:space="preserve">코르닐로바: 토요일 하루에 여성 일곱 명. 얼굴 하나하나 기억해요.</w:t>
-      </w:r>
-    </w:p>
-    <w:p>
-      <w:pPr>
-        <w:pStyle w:val="BodyText"/>
-      </w:pPr>
-      <w:r>
-        <w:t xml:space="preserve">랍테바: 왜 남을 치료해요? 자선이에요? 광고예요?</w:t>
-      </w:r>
-    </w:p>
-    <w:p>
-      <w:pPr>
-        <w:pStyle w:val="BodyText"/>
-      </w:pPr>
-      <w:r>
-        <w:t xml:space="preserve">코르닐로바: 의료예요. 환자는 밤에 누구 젤이냐고 묻지 않아요. 얼굴을 어떻게 하냐고 묻죠.</w:t>
-      </w:r>
-    </w:p>
-    <w:p>
-      <w:pPr>
-        <w:pStyle w:val="BodyText"/>
-      </w:pPr>
-      <w:r>
-        <w:t xml:space="preserve">디마: 상담선은 모두에게 하나예요. 「어디서 샀냐」는 질문은 하나도 없어요.</w:t>
-      </w:r>
-    </w:p>
-    <w:p>
-      <w:pPr>
-        <w:pStyle w:val="BodyText"/>
-      </w:pPr>
-      <w:r>
-        <w:t xml:space="preserve">랍테바: 선생님, 「모스트」에서 돈을 받으시잖아요. 선생님 말을 믿어도 돼요?</w:t>
-      </w:r>
-    </w:p>
-    <w:p>
-      <w:pPr>
-        <w:pStyle w:val="BodyText"/>
-      </w:pPr>
-      <w:r>
-        <w:t xml:space="preserve">코르닐로바: 의사 교육비를 받아요. 고정으로. 판매로 받았다면 「더 많이 놓으세요」라고 했겠죠. 난 「덜, 그리고 더 잘 놓으세요」라고 해요. 그게 모든 곳에 기록돼 있어요.</w:t>
-      </w:r>
-    </w:p>
-    <w:p>
-      <w:pPr>
-        <w:pStyle w:val="BodyText"/>
-      </w:pPr>
-      <w:r>
-        <w:t xml:space="preserve">랍테바: 「덜, 그리고 더 잘」. 적을게요. 이제 코드. 당신들 경쟁자는 코드가 시장을 질식시키는 수단이래요.</w:t>
-      </w:r>
-    </w:p>
-    <w:p>
-      <w:pPr>
-        <w:pStyle w:val="BodyText"/>
-      </w:pPr>
-      <w:r>
-        <w:t xml:space="preserve">올가: 어느 경쟁자요?</w:t>
-      </w:r>
-    </w:p>
-    <w:p>
-      <w:pPr>
-        <w:pStyle w:val="BodyText"/>
-      </w:pPr>
-      <w:r>
-        <w:t xml:space="preserve">랍테바: 말 못 해요. 이름을 밝히지 말아 달래요.</w:t>
-      </w:r>
-    </w:p>
-    <w:p>
-      <w:pPr>
-        <w:pStyle w:val="BodyText"/>
-      </w:pPr>
-      <w:r>
-        <w:t xml:space="preserve">올가: 그럼 우리도 아무 이름도 안 대죠. 공평하게.</w:t>
-      </w:r>
-    </w:p>
-    <w:p>
-      <w:pPr>
-        <w:pStyle w:val="BodyText"/>
-      </w:pPr>
-      <w:r>
-        <w:t xml:space="preserve">랍테바: 공평하네요. 그럼 이름 없이 그 사람에게 답하세요.</w:t>
-      </w:r>
-    </w:p>
-    <w:p>
-      <w:pPr>
-        <w:pStyle w:val="BodyText"/>
-      </w:pPr>
-      <w:r>
-        <w:t xml:space="preserve">알렉세이: 코드에 대해. 데이터 형식을 무료로 줬어요. 어느 회사에든, 조건 없이. 「세베르나야 파르마」는 벌써 시작했어요. 이게 시장 질식이라면 아주 이상한 질식이죠: 우리가 직접 경쟁자에게 밧줄을 준 거니까요.</w:t>
-      </w:r>
-    </w:p>
-    <w:p>
-      <w:pPr>
-        <w:pStyle w:val="BodyText"/>
-      </w:pPr>
-      <w:r>
-        <w:t xml:space="preserve">랍테바: 「세베르나야 파르마」는 당신들 경쟁자잖아요. 왜 당신들 편이에요?</w:t>
-      </w:r>
-    </w:p>
-    <w:p>
-      <w:pPr>
-        <w:pStyle w:val="BodyText"/>
-      </w:pPr>
-      <w:r>
-        <w:t xml:space="preserve">알렉세이: 그쪽에 물어보세요. 하나만 말할 수 있어요: 그쪽에도 위조품이 있어요. 그쪽도 아파요.</w:t>
-      </w:r>
-    </w:p>
-    <w:p>
-      <w:pPr>
-        <w:pStyle w:val="BodyText"/>
-      </w:pPr>
-      <w:r>
-        <w:t xml:space="preserve">이리나: 「세베르나야 파르마」는 창고 40곳에서 파일럿을 시작했어요. 공개된 정보예요.</w:t>
-      </w:r>
-    </w:p>
-    <w:p>
-      <w:pPr>
-        <w:pStyle w:val="BodyText"/>
-      </w:pPr>
-      <w:r>
-        <w:t xml:space="preserve">랍테바: 좋아요. 이제 불편한 질문. 키릴 소모프. 매니저. 투자자 란스코이의 조카. 사실이에요?</w:t>
-      </w:r>
-    </w:p>
-    <w:p>
-      <w:pPr>
-        <w:pStyle w:val="BodyText"/>
-      </w:pPr>
-      <w:r>
-        <w:t xml:space="preserve">키릴: 사실이에요. 제가 직접 답해도 될까요?</w:t>
-      </w:r>
-    </w:p>
-    <w:p>
-      <w:pPr>
-        <w:pStyle w:val="BodyText"/>
-      </w:pPr>
-      <w:r>
-        <w:t xml:space="preserve">랍테바: 답하세요.</w:t>
-      </w:r>
-    </w:p>
-    <w:p>
-      <w:pPr>
-        <w:pStyle w:val="BodyText"/>
-      </w:pPr>
-      <w:r>
-        <w:t xml:space="preserve">키릴: 일반 조건으로 들어왔어요. 모두와 같은 급여. 같은 시험. 반년 동안 부서의 누구도 제가 누군지 몰랐어요. 제 멘토는 드미트리예요. 외삼촌보다 엄격해요.</w:t>
-      </w:r>
-    </w:p>
-    <w:p>
-      <w:pPr>
-        <w:pStyle w:val="BodyText"/>
-      </w:pPr>
-      <w:r>
-        <w:t xml:space="preserve">랍테바: 투자자가 당신을 뽑으라고 요구했어요?</w:t>
-      </w:r>
-    </w:p>
-    <w:p>
-      <w:pPr>
-        <w:pStyle w:val="BodyText"/>
-      </w:pPr>
-      <w:r>
-        <w:t xml:space="preserve">키릴: 부탁했어요. 거절당했죠. 그다음 제가 그냥 매니저인 조건을 찾았어요. 계약서에 있어요.</w:t>
+        <w:t xml:space="preserve">랍테바: 첫 질문은 간단해요. 당신들은 회색 시장보다 두 배 비싸요. 다들 안전을 얘기하면서 사실은 자기 마진을 지키는 거 아닌가요? 독자들이 바로 그걸 물을 테니, 제가 먼저 물어야 해요.</w:t>
+      </w:r>
+    </w:p>
+    <w:p>
+      <w:pPr>
+        <w:pStyle w:val="BodyText"/>
+      </w:pPr>
+      <w:r>
+        <w:t xml:space="preserve">알렉세이: 정직한 질문이네요. 우리 마진은 주사기당 약 천 루블이고, 이리나 세르게예브나가 계산을 보여 드릴 거예요. 마진을 지키려 했다면 우린 침묵하고 다른 모두처럼 가격을 내렸을 거예요. 우린 싼 것에 반대하지 않아요. 안전에 찬성할 뿐이죠.</w:t>
+      </w:r>
+    </w:p>
+    <w:p>
+      <w:pPr>
+        <w:pStyle w:val="BodyText"/>
+      </w:pPr>
+      <w:r>
+        <w:t xml:space="preserve">랍테바: 「우린 안전에 찬성한다」… 멋지게 들리지만, 판매자는 다 그렇게 말해요.</w:t>
+      </w:r>
+    </w:p>
+    <w:p>
+      <w:pPr>
+        <w:pStyle w:val="BodyText"/>
+      </w:pPr>
+      <w:r>
+        <w:t xml:space="preserve">이리나: 다들 말하죠. 하지만 다들 보여 주진 않아요. 여기 4개월 상담선 비용이요. 61만 2천이고, 그 절반이 남의 케이스에 들어갔어요. 서류 전부, 영수증 전부, 서명 전부 여기 있어요. 사본 가져가셔도 돼요.</w:t>
+      </w:r>
+    </w:p>
+    <w:p>
+      <w:pPr>
+        <w:pStyle w:val="BodyText"/>
+      </w:pPr>
+      <w:r>
+        <w:t xml:space="preserve">랍테바: 그런데 「남의」 케이스라는 게 어떤 거예요?</w:t>
+      </w:r>
+    </w:p>
+    <w:p>
+      <w:pPr>
+        <w:pStyle w:val="BodyText"/>
+      </w:pPr>
+      <w:r>
+        <w:t xml:space="preserve">이리나: 우리 젤이 아닌 걸 맞은 환자들이에요. 그분들을 무료로 치료했어요.</w:t>
+      </w:r>
+    </w:p>
+    <w:p>
+      <w:pPr>
+        <w:pStyle w:val="BodyText"/>
+      </w:pPr>
+      <w:r>
+        <w:t xml:space="preserve">코르닐로바: 토요일 하루에 여성 일곱 명이었고, 나는 얼굴 하나하나를 기억해요.</w:t>
+      </w:r>
+    </w:p>
+    <w:p>
+      <w:pPr>
+        <w:pStyle w:val="BodyText"/>
+      </w:pPr>
+      <w:r>
+        <w:t xml:space="preserve">랍테바: 그런데 왜 남의 환자를 치료해요? 자선이에요, 아니면 결국 광고예요?</w:t>
+      </w:r>
+    </w:p>
+    <w:p>
+      <w:pPr>
+        <w:pStyle w:val="BodyText"/>
+      </w:pPr>
+      <w:r>
+        <w:t xml:space="preserve">코르닐로바: 의료예요. 환자는 밤에 누구 젤이냐고 묻지 않아요. 얼굴을 어떻게 해야 하냐고 묻죠.</w:t>
+      </w:r>
+    </w:p>
+    <w:p>
+      <w:pPr>
+        <w:pStyle w:val="BodyText"/>
+      </w:pPr>
+      <w:r>
+        <w:t xml:space="preserve">디마: 상담선은 모두에게 하나이고, 「어디서 샀냐」는 질문은 한 번도 나온 적이 없어요.</w:t>
+      </w:r>
+    </w:p>
+    <w:p>
+      <w:pPr>
+        <w:pStyle w:val="BodyText"/>
+      </w:pPr>
+      <w:r>
+        <w:t xml:space="preserve">랍테바: 선생님, 그런데 「모스트」에서 돈을 받으시잖아요. 선생님 말을 믿어도 될까요?</w:t>
+      </w:r>
+    </w:p>
+    <w:p>
+      <w:pPr>
+        <w:pStyle w:val="BodyText"/>
+      </w:pPr>
+      <w:r>
+        <w:t xml:space="preserve">코르닐로바: 의사 교육비를 고정 금액으로 받아요. 판매로 받았다면 「더 많이 놓으세요」라고 했겠죠. 그런데 난 「덜, 그리고 더 잘 놓으세요」라고 하고, 그건 내가 강연한 모든 곳에 기록돼 있어요.</w:t>
+      </w:r>
+    </w:p>
+    <w:p>
+      <w:pPr>
+        <w:pStyle w:val="BodyText"/>
+      </w:pPr>
+      <w:r>
+        <w:t xml:space="preserve">랍테바: 「덜, 그리고 더 잘」, 적을게요. 이제 코드 얘기요. 당신들 경쟁자는 코드가 시장을 질식시키는 수단이래요.</w:t>
+      </w:r>
+    </w:p>
+    <w:p>
+      <w:pPr>
+        <w:pStyle w:val="BodyText"/>
+      </w:pPr>
+      <w:r>
+        <w:t xml:space="preserve">올가: 정확히 어느 경쟁자가 그렇게 말하는데요?</w:t>
+      </w:r>
+    </w:p>
+    <w:p>
+      <w:pPr>
+        <w:pStyle w:val="BodyText"/>
+      </w:pPr>
+      <w:r>
+        <w:t xml:space="preserve">랍테바: 말 못 해요, 이름을 밝히지 말아 달라고 했거든요.</w:t>
+      </w:r>
+    </w:p>
+    <w:p>
+      <w:pPr>
+        <w:pStyle w:val="BodyText"/>
+      </w:pPr>
+      <w:r>
+        <w:t xml:space="preserve">올가: 그럼 우리도 아무 이름도 대지 않을게요. 그게 공평하겠죠.</w:t>
+      </w:r>
+    </w:p>
+    <w:p>
+      <w:pPr>
+        <w:pStyle w:val="BodyText"/>
+      </w:pPr>
+      <w:r>
+        <w:t xml:space="preserve">랍테바: 공평하네요. 그럼 이름을 대지 말고 그 사람에게 답해 주세요.</w:t>
+      </w:r>
+    </w:p>
+    <w:p>
+      <w:pPr>
+        <w:pStyle w:val="BodyText"/>
+      </w:pPr>
+      <w:r>
+        <w:t xml:space="preserve">알렉세이: 코드에 대해서요. 데이터 형식은 어느 회사에든 조건 없이 무료로 줬고, 「세베르나야 파르마」는 벌써 시작했어요. 이게 시장 질식이라면 아주 이상한 질식이죠. 우리가 직접 경쟁자에게 밧줄을 준 거니까요.</w:t>
+      </w:r>
+    </w:p>
+    <w:p>
+      <w:pPr>
+        <w:pStyle w:val="BodyText"/>
+      </w:pPr>
+      <w:r>
+        <w:t xml:space="preserve">랍테바: 그런데 「세베르나야 파르마」는 당신들 경쟁자잖아요. 왜 당신들 편이에요?</w:t>
+      </w:r>
+    </w:p>
+    <w:p>
+      <w:pPr>
+        <w:pStyle w:val="BodyText"/>
+      </w:pPr>
+      <w:r>
+        <w:t xml:space="preserve">알렉세이: 그건 그쪽에 묻는 게 낫겠어요. 제가 말할 수 있는 건 하나예요. 그쪽에도 위조품이 있고, 그쪽도 아프다는 거요.</w:t>
+      </w:r>
+    </w:p>
+    <w:p>
+      <w:pPr>
+        <w:pStyle w:val="BodyText"/>
+      </w:pPr>
+      <w:r>
+        <w:t xml:space="preserve">이리나: 「세베르나야 파르마」는 창고 40곳에서 파일럿을 시작했고, 그건 공개된 정보예요.</w:t>
+      </w:r>
+    </w:p>
+    <w:p>
+      <w:pPr>
+        <w:pStyle w:val="BodyText"/>
+      </w:pPr>
+      <w:r>
+        <w:t xml:space="preserve">랍테바: 좋아요. 이제 불편한 질문이에요. 키릴 소모프, 매니저, 투자자 란스코이의 조카. 사실이에요?</w:t>
+      </w:r>
+    </w:p>
+    <w:p>
+      <w:pPr>
+        <w:pStyle w:val="BodyText"/>
+      </w:pPr>
+      <w:r>
+        <w:t xml:space="preserve">키릴: 사실이에요. 이 질문엔 제가 직접 답해도 될까요?</w:t>
+      </w:r>
+    </w:p>
+    <w:p>
+      <w:pPr>
+        <w:pStyle w:val="BodyText"/>
+      </w:pPr>
+      <w:r>
+        <w:t xml:space="preserve">랍테바: 물론이죠, 답하세요.</w:t>
+      </w:r>
+    </w:p>
+    <w:p>
+      <w:pPr>
+        <w:pStyle w:val="BodyText"/>
+      </w:pPr>
+      <w:r>
+        <w:t xml:space="preserve">키릴: 저는 일반 조건으로 들어왔어요. 모두와 같은 급여, 같은 시험이요. 반년 동안 부서의 누구도 제가 누군지 몰랐어요. 제 멘토는 드미트리인데, 외삼촌보다 훨씬 엄격해요.</w:t>
+      </w:r>
+    </w:p>
+    <w:p>
+      <w:pPr>
+        <w:pStyle w:val="BodyText"/>
+      </w:pPr>
+      <w:r>
+        <w:t xml:space="preserve">랍테바: 투자자가 당신을 뽑으라고 요구했나요?</w:t>
+      </w:r>
+    </w:p>
+    <w:p>
+      <w:pPr>
+        <w:pStyle w:val="BodyText"/>
+      </w:pPr>
+      <w:r>
+        <w:t xml:space="preserve">키릴: 부탁했지만 거절당했어요. 그다음 제가 그냥 매니저인 조건을 찾았고, 그건 계약서에 적혀 있어요.</w:t>
       </w:r>
     </w:p>
     <w:p>
@@ -4768,39 +4768,39 @@
         <w:pStyle w:val="BodyText"/>
       </w:pPr>
       <w:r>
-        <w:t xml:space="preserve">키릴: 일주일이요. 그다음 그 거절이 저한테 일어난 일 중 최고였다는 걸 알았어요. 아니었으면 「조카」였겠죠. 지금은 — 세 번째에 시험에 붙은 매니저예요.</w:t>
-      </w:r>
-    </w:p>
-    <w:p>
-      <w:pPr>
-        <w:pStyle w:val="BodyText"/>
-      </w:pPr>
-      <w:r>
-        <w:t xml:space="preserve">랍테바: 세 번째요? 첫 번째가 아니고?</w:t>
-      </w:r>
-    </w:p>
-    <w:p>
-      <w:pPr>
-        <w:pStyle w:val="BodyText"/>
-      </w:pPr>
-      <w:r>
-        <w:t xml:space="preserve">키릴: 세 번째. 코르닐로바 선생님은 제가 누구 조카인지 몰라요. 관심도 없으시고요.</w:t>
-      </w:r>
-    </w:p>
-    <w:p>
-      <w:pPr>
-        <w:pStyle w:val="BodyText"/>
-      </w:pPr>
-      <w:r>
-        <w:t xml:space="preserve">코르닐로바: 관심 없어요. 해부학 오류 두 번. 세 번째엔 — 오류 없음.</w:t>
-      </w:r>
-    </w:p>
-    <w:p>
-      <w:pPr>
-        <w:pStyle w:val="BodyText"/>
-      </w:pPr>
-      <w:r>
-        <w:t xml:space="preserve">디마: 저도 몰랐어요. 첫 주엔. 그다음 필체로 눈치챘죠.</w:t>
+        <w:t xml:space="preserve">키릴: 일주일 동안요. 그다음 그 거절이 저한테 일어난 일 중 최고였다는 걸 알았어요. 아니었으면 계속 「조카」였겠죠. 지금은 세 번째에 시험에 붙은 매니저고, 그게 자랑스러워요.</w:t>
+      </w:r>
+    </w:p>
+    <w:p>
+      <w:pPr>
+        <w:pStyle w:val="BodyText"/>
+      </w:pPr>
+      <w:r>
+        <w:t xml:space="preserve">랍테바: 세 번째요? 첫 번째가 아니고요?</w:t>
+      </w:r>
+    </w:p>
+    <w:p>
+      <w:pPr>
+        <w:pStyle w:val="BodyText"/>
+      </w:pPr>
+      <w:r>
+        <w:t xml:space="preserve">키릴: 세 번째요. 코르닐로바 선생님은 제가 누구 조카인지 모르시고, 전혀 관심도 없으세요.</w:t>
+      </w:r>
+    </w:p>
+    <w:p>
+      <w:pPr>
+        <w:pStyle w:val="BodyText"/>
+      </w:pPr>
+      <w:r>
+        <w:t xml:space="preserve">코르닐로바: 정말 관심 없어요. 해부학에서 두 번 틀렸고, 세 번째엔 오류가 없었어요.</w:t>
+      </w:r>
+    </w:p>
+    <w:p>
+      <w:pPr>
+        <w:pStyle w:val="BodyText"/>
+      </w:pPr>
+      <w:r>
+        <w:t xml:space="preserve">디마: 저도 첫 주엔 몰랐는데, 그다음 필체로 눈치챘어요.</w:t>
       </w:r>
     </w:p>
     <w:p>
@@ -4816,7 +4816,7 @@
         <w:pStyle w:val="BodyText"/>
       </w:pPr>
       <w:r>
-        <w:t xml:space="preserve">올가: 옆에 두 단어를 적어 두세요. 「족벌」과 「세 번째 시도」.</w:t>
+        <w:t xml:space="preserve">올가: 그럼 옆에 두 단어를 적어 두세요. 「족벌」과 「세 번째 시도」.</w:t>
       </w:r>
     </w:p>
     <w:bookmarkEnd w:id="34"/>
@@ -4834,7 +4834,7 @@
         <w:pStyle w:val="FirstParagraph"/>
       </w:pPr>
       <w:r>
-        <w:t xml:space="preserve">랍테바: 크리스티나. 3년 동안 회색 젤을 팔았죠. 지금은 「모스트」에서 일하고요. 왜 당신을 믿어야 하죠?</w:t>
+        <w:t xml:space="preserve">랍테바: 크리스티나, 3년 동안 회색 젤을 팔다가 지금은 「모스트」에서 일하시죠. 왜 당신을 믿어야 하죠?</w:t>
       </w:r>
     </w:p>
     <w:p>
@@ -4850,31 +4850,31 @@
         <w:pStyle w:val="BodyText"/>
       </w:pPr>
       <w:r>
-        <w:t xml:space="preserve">랍테바: 그럼 뭐가 바뀌었어요?</w:t>
-      </w:r>
-    </w:p>
-    <w:p>
-      <w:pPr>
-        <w:pStyle w:val="BodyText"/>
-      </w:pPr>
-      <w:r>
-        <w:t xml:space="preserve">크리스티나: 다리야의 입술을 봤어요. 그다음 — 비카의 결절. 내가 직접 놨던 사람이에요. 선생님이 내 젤을 녹이는 동안 그 애 손을 잡고 있었어요. 그런 건 하룻저녁에 잊히지 않아요.</w:t>
-      </w:r>
-    </w:p>
-    <w:p>
-      <w:pPr>
-        <w:pStyle w:val="BodyText"/>
-      </w:pPr>
-      <w:r>
-        <w:t xml:space="preserve">랍테바: 수업료를 받죠. 2만. 맞아요?</w:t>
-      </w:r>
-    </w:p>
-    <w:p>
-      <w:pPr>
-        <w:pStyle w:val="BodyText"/>
-      </w:pPr>
-      <w:r>
-        <w:t xml:space="preserve">크리스티나: 맞아요. 계약으로. 일당이지, 퍼센트가 아니에요.</w:t>
+        <w:t xml:space="preserve">랍테바: 그럼 그 석 달 동안 뭐가 바뀌었어요?</w:t>
+      </w:r>
+    </w:p>
+    <w:p>
+      <w:pPr>
+        <w:pStyle w:val="BodyText"/>
+      </w:pPr>
+      <w:r>
+        <w:t xml:space="preserve">크리스티나: 다리야의 입술을 봤고, 그다음 내가 직접 놨던 비카의 결절을 봤어요. 선생님이 내 젤을 녹이는 동안 그 애 손을 잡고 있었어요. 그런 건 하룻저녁에 잊히지 않고, 나도 잊고 싶지 않아요.</w:t>
+      </w:r>
+    </w:p>
+    <w:p>
+      <w:pPr>
+        <w:pStyle w:val="BodyText"/>
+      </w:pPr>
+      <w:r>
+        <w:t xml:space="preserve">랍테바: 수업료로 2만을 받죠. 맞아요?</w:t>
+      </w:r>
+    </w:p>
+    <w:p>
+      <w:pPr>
+        <w:pStyle w:val="BodyText"/>
+      </w:pPr>
+      <w:r>
+        <w:t xml:space="preserve">크리스티나: 맞아요, 계약에 따라서요. 일당이지, 퍼센트가 아니에요.</w:t>
       </w:r>
     </w:p>
     <w:p>
@@ -4890,7 +4890,7 @@
         <w:pStyle w:val="BodyText"/>
       </w:pPr>
       <w:r>
-        <w:t xml:space="preserve">올가: 크리스티나…</w:t>
+        <w:t xml:space="preserve">올가: 크리스티나, 조심해요…</w:t>
       </w:r>
     </w:p>
     <w:p>
@@ -4906,23 +4906,23 @@
         <w:pStyle w:val="BodyText"/>
       </w:pPr>
       <w:r>
-        <w:t xml:space="preserve">자이체프: 날짜는 — 돼요. 날짜만.</w:t>
-      </w:r>
-    </w:p>
-    <w:p>
-      <w:pPr>
-        <w:pStyle w:val="BodyText"/>
-      </w:pPr>
-      <w:r>
-        <w:t xml:space="preserve">크리스티나: 「모스트」와의 계약서는 5월 7일에 서명됐어요. 계약서에 있는 날짜예요, 볼 수 있어요. 더는 아무 말도 안 할게요. 나머지는 — 수사 기관에 물어보세요, 나 말고.</w:t>
-      </w:r>
-    </w:p>
-    <w:p>
-      <w:pPr>
-        <w:pStyle w:val="BodyText"/>
-      </w:pPr>
-      <w:r>
-        <w:t xml:space="preserve">랍테바: 5월 7일. 그 전에 뭐가 있었는지 확인할게요. 알겠어요.</w:t>
+        <w:t xml:space="preserve">자이체프: 날짜는 돼요. 하지만 날짜만이에요.</w:t>
+      </w:r>
+    </w:p>
+    <w:p>
+      <w:pPr>
+        <w:pStyle w:val="BodyText"/>
+      </w:pPr>
+      <w:r>
+        <w:t xml:space="preserve">크리스티나: 「모스트」와의 계약서는 5월 7일에 서명됐어요. 계약서에 있는 날짜이고, 볼 수 있어요. 더는 아무 말도 안 할게요. 나머지는 나 말고 수사 기관에 물어보세요. 그건 존중해 주셨으면 해요.</w:t>
+      </w:r>
+    </w:p>
+    <w:p>
+      <w:pPr>
+        <w:pStyle w:val="BodyText"/>
+      </w:pPr>
+      <w:r>
+        <w:t xml:space="preserve">랍테바: 5월 7일… 그 날짜 전에 뭐가 있었는지 확인할게요. 이해했어요.</w:t>
       </w:r>
     </w:p>
     <w:p>
@@ -4938,87 +4938,87 @@
         <w:pStyle w:val="BodyText"/>
       </w:pPr>
       <w:r>
-        <w:t xml:space="preserve">랍테바: 그럼 마스터 얘기. 의사들이 그래요: 당신들이 마스터를 합법화한다고. 당신들 강좌가 — 직업으로 가는 출입증이라고.</w:t>
-      </w:r>
-    </w:p>
-    <w:p>
-      <w:pPr>
-        <w:pStyle w:val="BodyText"/>
-      </w:pPr>
-      <w:r>
-        <w:t xml:space="preserve">크리스티나: 강좌 첫 줄: 「주사 시술은 의사만 할 수 있습니다」. 매번 소리 내서 읽어요, 마스터 마흔 명에게. 이건 직업으로 가는 출입증이 아니에요. 전화로 가는 출입증이에요.</w:t>
-      </w:r>
-    </w:p>
-    <w:p>
-      <w:pPr>
-        <w:pStyle w:val="BodyText"/>
-      </w:pPr>
-      <w:r>
-        <w:t xml:space="preserve">랍테바: 전화로요?</w:t>
-      </w:r>
-    </w:p>
-    <w:p>
-      <w:pPr>
-        <w:pStyle w:val="BodyText"/>
-      </w:pPr>
-      <w:r>
-        <w:t xml:space="preserve">크리스티나: 상담선 번호로요. 마스터가 위험을 보면 전화하게. 아침까지 마사지하는 대신.</w:t>
-      </w:r>
-    </w:p>
-    <w:p>
-      <w:pPr>
-        <w:pStyle w:val="BodyText"/>
-      </w:pPr>
-      <w:r>
-        <w:t xml:space="preserve">디마: 강좌 후 일주일 — 마스터 전화 아홉 통. 전엔 두 통이었어요.</w:t>
-      </w:r>
-    </w:p>
-    <w:p>
-      <w:pPr>
-        <w:pStyle w:val="BodyText"/>
-      </w:pPr>
-      <w:r>
-        <w:t xml:space="preserve">코르닐로바: 내가 덧붙여도 될까요? 마스터들은 주사를 놓아요. 나빠요. 하지만 그들은 오늘, 지금, 이 순간에도 놓고 있어요. 법이 따라잡겠지만, 내일은 아니에요. 그리고 하얀 점은 오늘 저녁에 생겨요.</w:t>
-      </w:r>
-    </w:p>
-    <w:p>
-      <w:pPr>
-        <w:pStyle w:val="BodyText"/>
-      </w:pPr>
-      <w:r>
-        <w:t xml:space="preserve">랍테바: 그러니까 마스터들이 주사를 놓을 거라고 인정하시는 거예요?</w:t>
-      </w:r>
-    </w:p>
-    <w:p>
-      <w:pPr>
-        <w:pStyle w:val="BodyText"/>
-      </w:pPr>
-      <w:r>
-        <w:t xml:space="preserve">코르닐로바: 놓고 있다는 걸 인정해요. 사실이니까. 찬성하지 않아요. 흉터가 줄도록 하는 거예요.</w:t>
-      </w:r>
-    </w:p>
-    <w:p>
-      <w:pPr>
-        <w:pStyle w:val="BodyText"/>
-      </w:pPr>
-      <w:r>
-        <w:t xml:space="preserve">랍테바: 「흉터를 줄이다」. 이걸 제목으로 써도 돼요?</w:t>
-      </w:r>
-    </w:p>
-    <w:p>
-      <w:pPr>
-        <w:pStyle w:val="BodyText"/>
-      </w:pPr>
-      <w:r>
-        <w:t xml:space="preserve">코르닐로바: 안 돼요. 제목은 당신 거고요. 내 말은 내 거예요. 인용은 해도 돼요.</w:t>
-      </w:r>
-    </w:p>
-    <w:p>
-      <w:pPr>
-        <w:pStyle w:val="BodyText"/>
-      </w:pPr>
-      <w:r>
-        <w:t xml:space="preserve">랍테바: 마지막 질문. 모두에게. 한 단어로. 왜 이 일을 하세요?</w:t>
+        <w:t xml:space="preserve">랍테바: 그럼 마스터 얘기를 하죠. 의사들이 그러는데, 당신들이 마스터를 합법화하고, 당신들 강좌가 직업으로 가는 출입증이래요.</w:t>
+      </w:r>
+    </w:p>
+    <w:p>
+      <w:pPr>
+        <w:pStyle w:val="BodyText"/>
+      </w:pPr>
+      <w:r>
+        <w:t xml:space="preserve">크리스티나: 강좌 첫 줄은 「주사 시술은 의사만 할 수 있습니다」예요. 마스터 마흔 명 앞에서 매번 소리 내서 읽어요. 이건 직업으로 가는 출입증이 아니에요. 전화로 가는 출입증일 뿐이에요, 전직 마스터로서 믿어 주세요.</w:t>
+      </w:r>
+    </w:p>
+    <w:p>
+      <w:pPr>
+        <w:pStyle w:val="BodyText"/>
+      </w:pPr>
+      <w:r>
+        <w:t xml:space="preserve">랍테바: 전화로요? 무슨 뜻이에요?</w:t>
+      </w:r>
+    </w:p>
+    <w:p>
+      <w:pPr>
+        <w:pStyle w:val="BodyText"/>
+      </w:pPr>
+      <w:r>
+        <w:t xml:space="preserve">크리스티나: 상담선 번호로 가는 출입증이요. 마스터가 위험을 보면 아침까지 마사지하는 대신 전화하게요.</w:t>
+      </w:r>
+    </w:p>
+    <w:p>
+      <w:pPr>
+        <w:pStyle w:val="BodyText"/>
+      </w:pPr>
+      <w:r>
+        <w:t xml:space="preserve">디마: 강좌 후 일주일 동안 마스터 아홉 명이 전화했어요. 전엔 두 명이었어요.</w:t>
+      </w:r>
+    </w:p>
+    <w:p>
+      <w:pPr>
+        <w:pStyle w:val="BodyText"/>
+      </w:pPr>
+      <w:r>
+        <w:t xml:space="preserve">코르닐로바: 내가 덧붙여도 될까요? 마스터들이 주사를 놓는 건 나빠요. 하지만 그들은 오늘, 지금, 바로 이 순간에도 놓고 있어요. 법이 따라잡겠지만 내일은 아니고, 하얀 점은 오늘 저녁에 생겨요. 그래서 우리는 오늘 할 수 있는 걸 해요.</w:t>
+      </w:r>
+    </w:p>
+    <w:p>
+      <w:pPr>
+        <w:pStyle w:val="BodyText"/>
+      </w:pPr>
+      <w:r>
+        <w:t xml:space="preserve">랍테바: 그러니까 마스터들이 계속 주사를 놓을 거라고 인정하시는 거예요?</w:t>
+      </w:r>
+    </w:p>
+    <w:p>
+      <w:pPr>
+        <w:pStyle w:val="BodyText"/>
+      </w:pPr>
+      <w:r>
+        <w:t xml:space="preserve">코르닐로바: 놓고 있다는 걸 인정해요, 사실이니까요. 찬성하진 않지만, 흉터가 줄도록 하는 거예요.</w:t>
+      </w:r>
+    </w:p>
+    <w:p>
+      <w:pPr>
+        <w:pStyle w:val="BodyText"/>
+      </w:pPr>
+      <w:r>
+        <w:t xml:space="preserve">랍테바: 「흉터를 줄이다」… 이 문장을 제목으로 써도 될까요?</w:t>
+      </w:r>
+    </w:p>
+    <w:p>
+      <w:pPr>
+        <w:pStyle w:val="BodyText"/>
+      </w:pPr>
+      <w:r>
+        <w:t xml:space="preserve">코르닐로바: 안 돼요. 제목은 당신 거고, 내 말은 내 거예요. 하지만 인용은 해도 돼요.</w:t>
+      </w:r>
+    </w:p>
+    <w:p>
+      <w:pPr>
+        <w:pStyle w:val="BodyText"/>
+      </w:pPr>
+      <w:r>
+        <w:t xml:space="preserve">랍테바: 모두에게 마지막 질문이에요, 한 단어로 답해 주세요. 왜 이 일을 하세요?</w:t>
       </w:r>
     </w:p>
     <w:p>
@@ -5042,15 +5042,15 @@
         <w:pStyle w:val="BodyText"/>
       </w:pPr>
       <w:r>
-        <w:t xml:space="preserve">알렉세이: 문 위에. 할머니 거. 「해를 끼치지 마라」. 사진 찍으세요. 그것만, 우리 없이.</w:t>
-      </w:r>
-    </w:p>
-    <w:p>
-      <w:pPr>
-        <w:pStyle w:val="BodyText"/>
-      </w:pPr>
-      <w:r>
-        <w:t xml:space="preserve">랍테바: 당신들 없이요? 왜요?</w:t>
+        <w:t xml:space="preserve">알렉세이: 문 위에 있는 할머니의 판지요, 「해를 끼치지 마라」라고 쓰인. 그것만, 우리 없이 사진 찍어 주세요.</w:t>
+      </w:r>
+    </w:p>
+    <w:p>
+      <w:pPr>
+        <w:pStyle w:val="BodyText"/>
+      </w:pPr>
+      <w:r>
+        <w:t xml:space="preserve">랍테바: 당신들 없이요? 왜 당신들 없이요?</w:t>
       </w:r>
     </w:p>
     <w:p>
@@ -5066,7 +5066,7 @@
         <w:pStyle w:val="BodyText"/>
       </w:pPr>
       <w:r>
-        <w:t xml:space="preserve">랍테바: 찍을게요. 기사의 마지막 사진이 될 거예요.</w:t>
+        <w:t xml:space="preserve">랍테바: 찍을게요. 그게 기사의 마지막 사진이 될 거예요.</w:t>
       </w:r>
     </w:p>
     <w:bookmarkEnd w:id="35"/>
@@ -5084,199 +5084,199 @@
         <w:pStyle w:val="FirstParagraph"/>
       </w:pPr>
       <w:r>
-        <w:t xml:space="preserve">이리나: 나왔어요. 6면. 제목: 「코드 대 회색」. 읽을까요?</w:t>
-      </w:r>
-    </w:p>
-    <w:p>
-      <w:pPr>
-        <w:pStyle w:val="BodyText"/>
-      </w:pPr>
-      <w:r>
-        <w:t xml:space="preserve">올가: 읽어요. 천천히. 어디서 우릴 때렸는지 알고 싶어요.</w:t>
-      </w:r>
-    </w:p>
-    <w:p>
-      <w:pPr>
-        <w:pStyle w:val="BodyText"/>
-      </w:pPr>
-      <w:r>
-        <w:t xml:space="preserve">이리나: 첫 문단 — 다리야 얘기. 성 없이. 둘째 — 상담선 숫자. 내 숫자. 오류 없이.</w:t>
-      </w:r>
-    </w:p>
-    <w:p>
-      <w:pPr>
-        <w:pStyle w:val="BodyText"/>
-      </w:pPr>
-      <w:r>
-        <w:t xml:space="preserve">디마: 오류 없이요? 기자가?</w:t>
-      </w:r>
-    </w:p>
-    <w:p>
-      <w:pPr>
-        <w:pStyle w:val="BodyText"/>
-      </w:pPr>
-      <w:r>
-        <w:t xml:space="preserve">이리나: 하나도 없이. 61만 2천까지. 확인했네요.</w:t>
-      </w:r>
-    </w:p>
-    <w:p>
-      <w:pPr>
-        <w:pStyle w:val="BodyText"/>
-      </w:pPr>
-      <w:r>
-        <w:t xml:space="preserve">키릴: 제 얘기도 있어요?</w:t>
-      </w:r>
-    </w:p>
-    <w:p>
-      <w:pPr>
-        <w:pStyle w:val="BodyText"/>
-      </w:pPr>
-      <w:r>
-        <w:t xml:space="preserve">이리나: 있어요. 한 문단. 「세 번째에 시험에 붙은 조카」. 조롱 없이.</w:t>
-      </w:r>
-    </w:p>
-    <w:p>
-      <w:pPr>
-        <w:pStyle w:val="BodyText"/>
-      </w:pPr>
-      <w:r>
-        <w:t xml:space="preserve">키릴: 조롱 없이. 엄마가 울겠네요. 좋은 건지 나쁜 건지 모르겠어요.</w:t>
-      </w:r>
-    </w:p>
-    <w:p>
-      <w:pPr>
-        <w:pStyle w:val="BodyText"/>
-      </w:pPr>
-      <w:r>
-        <w:t xml:space="preserve">올가: 그럼 타격은 어디 있어요? 타격이 있어야 해요. 늘 있어요.</w:t>
-      </w:r>
-    </w:p>
-    <w:p>
-      <w:pPr>
-        <w:pStyle w:val="BodyText"/>
-      </w:pPr>
-      <w:r>
-        <w:t xml:space="preserve">이리나: 여기요. 일곱째 문단. 「익명을 원한 이 회사의 경쟁자는 코드를 독점화라고 부른다」. 그리고 이어서: 「사법 기관 소식통에 따르면 위조품 사건으로 이미 형사 사건이 개시되었다」.</w:t>
-      </w:r>
-    </w:p>
-    <w:p>
-      <w:pPr>
-        <w:pStyle w:val="BodyText"/>
-      </w:pPr>
-      <w:r>
-        <w:t xml:space="preserve">올가: 그건 타격이 아니에요. 양쪽 얘기예요. 그 사람에게도 말할 기회를 줬고 사건 사실도 줬어요.</w:t>
-      </w:r>
-    </w:p>
-    <w:p>
-      <w:pPr>
-        <w:pStyle w:val="BodyText"/>
-      </w:pPr>
-      <w:r>
-        <w:t xml:space="preserve">자이체프: 사건 사실은 — 공개된 거예요. 우리가 준 게 아니에요. 그게 우리에게 좋아요.</w:t>
-      </w:r>
-    </w:p>
-    <w:p>
-      <w:pPr>
-        <w:pStyle w:val="BodyText"/>
-      </w:pPr>
-      <w:r>
-        <w:t xml:space="preserve">이리나: 마지막 문단 — 크리스티나 인용. 「전화로 가는 출입증」. 그리고 상담선 번호.</w:t>
-      </w:r>
-    </w:p>
-    <w:p>
-      <w:pPr>
-        <w:pStyle w:val="BodyText"/>
-      </w:pPr>
-      <w:r>
-        <w:t xml:space="preserve">크리스티나: 번호요? 크게요?</w:t>
-      </w:r>
-    </w:p>
-    <w:p>
-      <w:pPr>
-        <w:pStyle w:val="BodyText"/>
-      </w:pPr>
-      <w:r>
-        <w:t xml:space="preserve">이리나: 크게는 아니고. 하지만 굵게. 기사 마지막 줄이에요.</w:t>
-      </w:r>
-    </w:p>
-    <w:p>
-      <w:pPr>
-        <w:pStyle w:val="BodyText"/>
-      </w:pPr>
-      <w:r>
-        <w:t xml:space="preserve">크리스티나: 굵게. 거의 크게네요. 그 사람한테 고마워요.</w:t>
-      </w:r>
-    </w:p>
-    <w:p>
-      <w:pPr>
-        <w:pStyle w:val="BodyText"/>
-      </w:pPr>
-      <w:r>
-        <w:t xml:space="preserve">조야: 알렉세이 니콜라예비치, 아침 8시부터 — 상담선 전화 40통. 12통은 — 번호 확인. 9통은 — 마스터.</w:t>
-      </w:r>
-    </w:p>
-    <w:p>
-      <w:pPr>
-        <w:pStyle w:val="BodyText"/>
-      </w:pPr>
-      <w:r>
-        <w:t xml:space="preserve">알렉세이: 마스터 9통. 기사 전엔 일주일에 두세 통이었는데.</w:t>
-      </w:r>
-    </w:p>
-    <w:p>
-      <w:pPr>
-        <w:pStyle w:val="BodyText"/>
-      </w:pPr>
-      <w:r>
-        <w:t xml:space="preserve">볼코프: 보론초프? 볼코프예요. 읽었어요. 「작고 고집 센 회사」. 당신 얘기네요.</w:t>
-      </w:r>
-    </w:p>
-    <w:p>
-      <w:pPr>
-        <w:pStyle w:val="BodyText"/>
-      </w:pPr>
-      <w:r>
-        <w:t xml:space="preserve">알렉세이: 읽었어요. 칭찬인지 아닌지 모르겠어요.</w:t>
-      </w:r>
-    </w:p>
-    <w:p>
-      <w:pPr>
-        <w:pStyle w:val="BodyText"/>
-      </w:pPr>
-      <w:r>
-        <w:t xml:space="preserve">볼코프: 칭찬이에요. 나에 대해선 「큰 손」이라고 써요. 그건 칭찬이 아니에요. 무게죠.</w:t>
-      </w:r>
-    </w:p>
-    <w:p>
-      <w:pPr>
-        <w:pStyle w:val="BodyText"/>
-      </w:pPr>
-      <w:r>
-        <w:t xml:space="preserve">알렉세이: 세르게이 파블로비치, 「익명의 경쟁자」 — 당신 아니죠?</w:t>
-      </w:r>
-    </w:p>
-    <w:p>
-      <w:pPr>
-        <w:pStyle w:val="BodyText"/>
-      </w:pPr>
-      <w:r>
-        <w:t xml:space="preserve">볼코프: 아니에요. 난 이제 익명이 아니에요. 우리 공통의 지인이죠. 모두에게 행운을 비는 그 사람. 두 시간 인터뷰를 했대요. 기자는 그중 세 줄을 썼고요.</w:t>
-      </w:r>
-    </w:p>
-    <w:p>
-      <w:pPr>
-        <w:pStyle w:val="BodyText"/>
-      </w:pPr>
-      <w:r>
-        <w:t xml:space="preserve">알렉세이: 두 시간 중 세 줄.</w:t>
-      </w:r>
-    </w:p>
-    <w:p>
-      <w:pPr>
-        <w:pStyle w:val="BodyText"/>
-      </w:pPr>
-      <w:r>
-        <w:t xml:space="preserve">볼코프: 그게 저널리즘이에요, 보론초프. 진실은 세 줄. 나머진 소음이죠.</w:t>
+        <w:t xml:space="preserve">이리나: 기사가 6면에 나왔어요. 제목은 「코드 대 회색」. 읽을까요?</w:t>
+      </w:r>
+    </w:p>
+    <w:p>
+      <w:pPr>
+        <w:pStyle w:val="BodyText"/>
+      </w:pPr>
+      <w:r>
+        <w:t xml:space="preserve">올가: 읽어요, 천천히요. 어디서 우릴 때렸는지 알고 싶으니까.</w:t>
+      </w:r>
+    </w:p>
+    <w:p>
+      <w:pPr>
+        <w:pStyle w:val="BodyText"/>
+      </w:pPr>
+      <w:r>
+        <w:t xml:space="preserve">이리나: 첫 문단은 성 없이 다리야 얘기예요. 둘째 문단엔 상담선 숫자, 내 숫자가 오류 하나 없이 실렸어요.</w:t>
+      </w:r>
+    </w:p>
+    <w:p>
+      <w:pPr>
+        <w:pStyle w:val="BodyText"/>
+      </w:pPr>
+      <w:r>
+        <w:t xml:space="preserve">디마: 오류가 없다고요? 기자가?</w:t>
+      </w:r>
+    </w:p>
+    <w:p>
+      <w:pPr>
+        <w:pStyle w:val="BodyText"/>
+      </w:pPr>
+      <w:r>
+        <w:t xml:space="preserve">이리나: 하나도 없어요. 61만 2천까지 정확해요. 다 확인했네요.</w:t>
+      </w:r>
+    </w:p>
+    <w:p>
+      <w:pPr>
+        <w:pStyle w:val="BodyText"/>
+      </w:pPr>
+      <w:r>
+        <w:t xml:space="preserve">키릴: 제 얘기도 뭔가 있어요?</w:t>
+      </w:r>
+    </w:p>
+    <w:p>
+      <w:pPr>
+        <w:pStyle w:val="BodyText"/>
+      </w:pPr>
+      <w:r>
+        <w:t xml:space="preserve">이리나: 한 문단 있어요. 「세 번째에 시험에 붙은 조카」. 조롱 없이 썼어요.</w:t>
+      </w:r>
+    </w:p>
+    <w:p>
+      <w:pPr>
+        <w:pStyle w:val="BodyText"/>
+      </w:pPr>
+      <w:r>
+        <w:t xml:space="preserve">키릴: 조롱 없이… 엄마가 울겠네요. 그게 좋은 건지 나쁜 건지는 모르겠지만요.</w:t>
+      </w:r>
+    </w:p>
+    <w:p>
+      <w:pPr>
+        <w:pStyle w:val="BodyText"/>
+      </w:pPr>
+      <w:r>
+        <w:t xml:space="preserve">올가: 그럼 타격은 어디 있어요? 타격은 꼭 있어요, 늘 있거든요.</w:t>
+      </w:r>
+    </w:p>
+    <w:p>
+      <w:pPr>
+        <w:pStyle w:val="BodyText"/>
+      </w:pPr>
+      <w:r>
+        <w:t xml:space="preserve">이리나: 여기요, 일곱째 문단. 「익명을 원한 이 회사의 경쟁자는 코드를 독점화라고 부른다」. 그리고 이어서: 「사법 기관 소식통에 따르면 위조품 사건으로 이미 형사 사건이 개시되었다」. 그 외엔 아무것도 없어요.</w:t>
+      </w:r>
+    </w:p>
+    <w:p>
+      <w:pPr>
+        <w:pStyle w:val="BodyText"/>
+      </w:pPr>
+      <w:r>
+        <w:t xml:space="preserve">올가: 그건 타격이 아니라 그냥 양쪽 얘기예요. 그 사람에게도 말할 기회를 줬고, 사건 사실도 줬네요.</w:t>
+      </w:r>
+    </w:p>
+    <w:p>
+      <w:pPr>
+        <w:pStyle w:val="BodyText"/>
+      </w:pPr>
+      <w:r>
+        <w:t xml:space="preserve">자이체프: 사건 사실은 공개된 거고, 우리가 준 게 아니에요. 우리한텐 그게 좋아요.</w:t>
+      </w:r>
+    </w:p>
+    <w:p>
+      <w:pPr>
+        <w:pStyle w:val="BodyText"/>
+      </w:pPr>
+      <w:r>
+        <w:t xml:space="preserve">이리나: 그리고 마지막 문단은 크리스티나의 「전화로 가는 출입증」 인용이에요. 상담선 번호도 있고요.</w:t>
+      </w:r>
+    </w:p>
+    <w:p>
+      <w:pPr>
+        <w:pStyle w:val="BodyText"/>
+      </w:pPr>
+      <w:r>
+        <w:t xml:space="preserve">크리스티나: 번호가 있어요? 크게요?</w:t>
+      </w:r>
+    </w:p>
+    <w:p>
+      <w:pPr>
+        <w:pStyle w:val="BodyText"/>
+      </w:pPr>
+      <w:r>
+        <w:t xml:space="preserve">이리나: 크게는 아니지만 굵게요, 기사 마지막 줄에.</w:t>
+      </w:r>
+    </w:p>
+    <w:p>
+      <w:pPr>
+        <w:pStyle w:val="BodyText"/>
+      </w:pPr>
+      <w:r>
+        <w:t xml:space="preserve">크리스티나: 굵게면 거의 크게네요. 그분께 제 대신 고맙다고 전해 주세요.</w:t>
+      </w:r>
+    </w:p>
+    <w:p>
+      <w:pPr>
+        <w:pStyle w:val="BodyText"/>
+      </w:pPr>
+      <w:r>
+        <w:t xml:space="preserve">조야: 알렉세이 니콜라예비치, 아침 8시부터 상담선에 전화가 40통 왔어요. 12통은 번호 확인이고, 9통은 마스터들이에요.</w:t>
+      </w:r>
+    </w:p>
+    <w:p>
+      <w:pPr>
+        <w:pStyle w:val="BodyText"/>
+      </w:pPr>
+      <w:r>
+        <w:t xml:space="preserve">알렉세이: 마스터가 9통이요? 기사 전엔 일주일에 두세 통이었는데.</w:t>
+      </w:r>
+    </w:p>
+    <w:p>
+      <w:pPr>
+        <w:pStyle w:val="BodyText"/>
+      </w:pPr>
+      <w:r>
+        <w:t xml:space="preserve">볼코프: 보론초프? 볼코프예요. 기사 읽었어요. 「작고 고집 센 회사」. 당신 얘기네요.</w:t>
+      </w:r>
+    </w:p>
+    <w:p>
+      <w:pPr>
+        <w:pStyle w:val="BodyText"/>
+      </w:pPr>
+      <w:r>
+        <w:t xml:space="preserve">알렉세이: 저도 읽었는데, 칭찬인지 아닌지 모르겠어요.</w:t>
+      </w:r>
+    </w:p>
+    <w:p>
+      <w:pPr>
+        <w:pStyle w:val="BodyText"/>
+      </w:pPr>
+      <w:r>
+        <w:t xml:space="preserve">볼코프: 칭찬이에요. 나에 대해선 「큰 손」이라고 쓰는데, 그건 칭찬이 아니라 그냥 무게죠.</w:t>
+      </w:r>
+    </w:p>
+    <w:p>
+      <w:pPr>
+        <w:pStyle w:val="BodyText"/>
+      </w:pPr>
+      <w:r>
+        <w:t xml:space="preserve">알렉세이: 세르게이 파블로비치, 혹시 「익명의 경쟁자」가 당신은 아니죠?</w:t>
+      </w:r>
+    </w:p>
+    <w:p>
+      <w:pPr>
+        <w:pStyle w:val="BodyText"/>
+      </w:pPr>
+      <w:r>
+        <w:t xml:space="preserve">볼코프: 아니에요, 난 이제 익명이 아니에요. 우리 공통의 지인이죠, 모두에게 행운을 비는 그 사람이요. 두 시간이나 인터뷰를 했는데, 기자는 그중 세 줄만 썼고, 내 생각엔 가장 좋은 세 줄이에요.</w:t>
+      </w:r>
+    </w:p>
+    <w:p>
+      <w:pPr>
+        <w:pStyle w:val="BodyText"/>
+      </w:pPr>
+      <w:r>
+        <w:t xml:space="preserve">알렉세이: 두 시간 중에 세 줄뿐이요?</w:t>
+      </w:r>
+    </w:p>
+    <w:p>
+      <w:pPr>
+        <w:pStyle w:val="BodyText"/>
+      </w:pPr>
+      <w:r>
+        <w:t xml:space="preserve">볼코프: 그게 저널리즘이에요, 보론초프. 진실은 세 줄이고, 나머진 소음이죠.</w:t>
       </w:r>
     </w:p>
     <w:bookmarkEnd w:id="36"/>
@@ -5294,79 +5294,79 @@
         <w:pStyle w:val="FirstParagraph"/>
       </w:pPr>
       <w:r>
-        <w:t xml:space="preserve">자이체프: 오늘 저녁 소식. 보이코의 변호사가 편집국에 정정 보도를 요구했어요.</w:t>
-      </w:r>
-    </w:p>
-    <w:p>
-      <w:pPr>
-        <w:pStyle w:val="BodyText"/>
-      </w:pPr>
-      <w:r>
-        <w:t xml:space="preserve">올가: 무엇의 정정이요?</w:t>
-      </w:r>
-    </w:p>
-    <w:p>
-      <w:pPr>
-        <w:pStyle w:val="BodyText"/>
-      </w:pPr>
-      <w:r>
-        <w:t xml:space="preserve">자이체프: 「위조품」이라는 단어. 편집국 답변: 「출처는 공식적이며 정정할 것이 없다」. 랍테바가 버티고 있어요.</w:t>
-      </w:r>
-    </w:p>
-    <w:p>
-      <w:pPr>
-        <w:pStyle w:val="BodyText"/>
-      </w:pPr>
-      <w:r>
-        <w:t xml:space="preserve">알렉세이: 아버지 전화예요. 여보세요, 아빠?</w:t>
-      </w:r>
-    </w:p>
-    <w:p>
-      <w:pPr>
-        <w:pStyle w:val="BodyText"/>
-      </w:pPr>
-      <w:r>
-        <w:t xml:space="preserve">니콜라이: 아들아. 엄마가 신문을 샀다. 세 부. 역 앞 가판대에서.</w:t>
-      </w:r>
-    </w:p>
-    <w:p>
-      <w:pPr>
-        <w:pStyle w:val="BodyText"/>
-      </w:pPr>
-      <w:r>
-        <w:t xml:space="preserve">알렉세이: 세 부요? 왜 세 부요?</w:t>
-      </w:r>
-    </w:p>
-    <w:p>
-      <w:pPr>
-        <w:pStyle w:val="BodyText"/>
-      </w:pPr>
-      <w:r>
-        <w:t xml:space="preserve">니콜라이: 하나는 — 할머니. 하나는 — 우리. 하나는 내가 오렸다. 네 판지. 사진. 책상 유리 밑에 넣었어.</w:t>
-      </w:r>
-    </w:p>
-    <w:p>
-      <w:pPr>
-        <w:pStyle w:val="BodyText"/>
-      </w:pPr>
-      <w:r>
-        <w:t xml:space="preserve">알렉세이: 아빠, 거기엔 판지만 있잖아요. 전 없어요.</w:t>
-      </w:r>
-    </w:p>
-    <w:p>
-      <w:pPr>
-        <w:pStyle w:val="BodyText"/>
-      </w:pPr>
-      <w:r>
-        <w:t xml:space="preserve">니콜라이: 그래서 오렸지. 너는 안 봐도 기억해. 판지는 — 매일 보려고.</w:t>
-      </w:r>
-    </w:p>
-    <w:p>
-      <w:pPr>
-        <w:pStyle w:val="BodyText"/>
-      </w:pPr>
-      <w:r>
-        <w:t xml:space="preserve">알렉세이: 할머니도 보셨어요?</w:t>
+        <w:t xml:space="preserve">자이체프: 오늘 저녁 소식이에요. 보이코의 변호사가 편집국에 정정 보도를 요구했어요.</w:t>
+      </w:r>
+    </w:p>
+    <w:p>
+      <w:pPr>
+        <w:pStyle w:val="BodyText"/>
+      </w:pPr>
+      <w:r>
+        <w:t xml:space="preserve">올가: 정확히 뭘 정정하라는 건데요?</w:t>
+      </w:r>
+    </w:p>
+    <w:p>
+      <w:pPr>
+        <w:pStyle w:val="BodyText"/>
+      </w:pPr>
+      <w:r>
+        <w:t xml:space="preserve">자이체프: 「위조품」이라는 단어요. 편집국 답변은 「출처는 공식적이며 정정할 것이 없다」. 랍테바가 버티고 있어요.</w:t>
+      </w:r>
+    </w:p>
+    <w:p>
+      <w:pPr>
+        <w:pStyle w:val="BodyText"/>
+      </w:pPr>
+      <w:r>
+        <w:t xml:space="preserve">알렉세이: 잠깐만요, 아버지 전화예요. 여보세요, 아빠?</w:t>
+      </w:r>
+    </w:p>
+    <w:p>
+      <w:pPr>
+        <w:pStyle w:val="BodyText"/>
+      </w:pPr>
+      <w:r>
+        <w:t xml:space="preserve">니콜라이: 아들아, 엄마가 역 앞 가판대에서 신문을 세 부나 샀다.</w:t>
+      </w:r>
+    </w:p>
+    <w:p>
+      <w:pPr>
+        <w:pStyle w:val="BodyText"/>
+      </w:pPr>
+      <w:r>
+        <w:t xml:space="preserve">알렉세이: 세 부요? 왜 세 부나요?</w:t>
+      </w:r>
+    </w:p>
+    <w:p>
+      <w:pPr>
+        <w:pStyle w:val="BodyText"/>
+      </w:pPr>
+      <w:r>
+        <w:t xml:space="preserve">니콜라이: 하나는 할머니, 하나는 우리, 그리고 세 번째에서 네 판지 사진을 내가 오려서 책상 유리 밑에 넣었다.</w:t>
+      </w:r>
+    </w:p>
+    <w:p>
+      <w:pPr>
+        <w:pStyle w:val="BodyText"/>
+      </w:pPr>
+      <w:r>
+        <w:t xml:space="preserve">알렉세이: 아빠, 거기엔 판지만 있잖아요. 사진에 전 없어요.</w:t>
+      </w:r>
+    </w:p>
+    <w:p>
+      <w:pPr>
+        <w:pStyle w:val="BodyText"/>
+      </w:pPr>
+      <w:r>
+        <w:t xml:space="preserve">니콜라이: 그래서 오린 거야. 너는 안 봐도 기억하지만, 판지는 매일 보고 싶거든.</w:t>
+      </w:r>
+    </w:p>
+    <w:p>
+      <w:pPr>
+        <w:pStyle w:val="BodyText"/>
+      </w:pPr>
+      <w:r>
+        <w:t xml:space="preserve">알렉세이: 할머니도 기사 보셨어요?</w:t>
       </w:r>
     </w:p>
     <w:p>
@@ -5382,31 +5382,31 @@
         <w:pStyle w:val="BodyText"/>
       </w:pPr>
       <w:r>
-        <w:t xml:space="preserve">자이체프: 알렉세이, 죄송해요. 하나 더. 수사관이 전화했어요. 비공식으로. 실질적인 건 아무것도 말 못 해요.</w:t>
-      </w:r>
-    </w:p>
-    <w:p>
-      <w:pPr>
-        <w:pStyle w:val="BodyText"/>
-      </w:pPr>
-      <w:r>
-        <w:t xml:space="preserve">올가: 그럼 실질적이지 않은 걸 말해요.</w:t>
-      </w:r>
-    </w:p>
-    <w:p>
-      <w:pPr>
-        <w:pStyle w:val="BodyText"/>
-      </w:pPr>
-      <w:r>
-        <w:t xml:space="preserve">자이체프: 실질적이지 않은 거: 내일 류베르치에 이른 약속은 잡지 마세요. 그게 다예요.</w:t>
-      </w:r>
-    </w:p>
-    <w:p>
-      <w:pPr>
-        <w:pStyle w:val="BodyText"/>
-      </w:pPr>
-      <w:r>
-        <w:t xml:space="preserve">알렉세이: 류베르치. 알겠어요. 아무 약속도 안 잡아요. 아무에게도 말 안 하고요.</w:t>
+        <w:t xml:space="preserve">자이체프: 알렉세이, 죄송해요, 하나 더요. 수사관이 비공식으로 전화했어요. 실질적인 건 아무것도 말 못 해요.</w:t>
+      </w:r>
+    </w:p>
+    <w:p>
+      <w:pPr>
+        <w:pStyle w:val="BodyText"/>
+      </w:pPr>
+      <w:r>
+        <w:t xml:space="preserve">올가: 그럼 실질적이지 않은 걸 말해 봐요.</w:t>
+      </w:r>
+    </w:p>
+    <w:p>
+      <w:pPr>
+        <w:pStyle w:val="BodyText"/>
+      </w:pPr>
+      <w:r>
+        <w:t xml:space="preserve">자이체프: 실질적이지 않은 것: 내일 류베르치에 이른 약속은 잡지 마세요. 말할 수 있는 건 그게 다예요.</w:t>
+      </w:r>
+    </w:p>
+    <w:p>
+      <w:pPr>
+        <w:pStyle w:val="BodyText"/>
+      </w:pPr>
+      <w:r>
+        <w:t xml:space="preserve">알렉세이: 류베르치, 알겠어요. 아무 약속도 안 잡고, 아무에게도 말하지 않을게요.</w:t>
       </w:r>
     </w:p>
     <w:bookmarkEnd w:id="37"/>
